--- a/เอกสารแต่ละบท/บทที่1.docx
+++ b/เอกสารแต่ละบท/บทที่1.docx
@@ -2,7 +2,7 @@
 <file path=word/document.xml><?xml version="1.0" encoding="utf-8"?>
 <w:document xmlns:w="http://schemas.openxmlformats.org/wordprocessingml/2006/main" xmlns:m="http://schemas.openxmlformats.org/officeDocument/2006/math" xmlns:r="http://schemas.openxmlformats.org/officeDocument/2006/relationships" xmlns:o="urn:schemas-microsoft-com:office:office" xmlns:v="urn:schemas-microsoft-com:vml" xmlns:w10="urn:schemas-microsoft-com:office:word" xmlns:a="http://schemas.openxmlformats.org/drawingml/2006/main" xmlns:pic="http://schemas.openxmlformats.org/drawingml/2006/picture" xmlns:wp="http://schemas.openxmlformats.org/drawingml/2006/wordprocessingDrawing">
   <w:body>
-    <w:bookmarkStart w:id="23" w:name="บทท-1"/>
+    <w:bookmarkStart w:id="24" w:name="บทท-1"/>
     <w:p>
       <w:pPr>
         <w:pStyle w:val="Heading1"/>
@@ -21,13 +21,13 @@
       </w:r>
     </w:p>
     <w:bookmarkEnd w:id="9"/>
-    <w:bookmarkStart w:id="10" w:name="ทมาและความสำคญ"/>
+    <w:bookmarkStart w:id="10" w:name="X0047bf461bb0b62207697fdc9ea5df4b185675d"/>
     <w:p>
       <w:pPr>
         <w:pStyle w:val="Heading2"/>
       </w:pPr>
       <w:r>
-        <w:t xml:space="preserve">1.1 ที่มาและความสำคัญ</w:t>
+        <w:t xml:space="preserve">1.1 ความเป็นมาและความสำคัญของปัญหา (Background and Problem Statement)</w:t>
       </w:r>
     </w:p>
     <w:p>
@@ -35,7 +35,7 @@
         <w:pStyle w:val="FirstParagraph"/>
       </w:pPr>
       <w:r>
-        <w:t xml:space="preserve">ในปัจจุบัน ธุรกิจค้าปลีกวัสดุก่อสร้างขนาดกลางและขนาดเล็กยังคงประสบปัญหาสำคัญจากการขาดระบบจัดการข้อมูลที่เป็นดิจิทัลและทันสมัย ซึ่งถือเป็นข้อจำกัดพื้นฐานที่ฉุดรั้งความสามารถในการแข่งขันและคุณภาพการให้บริการลูกค้าอย่างมีนัยสำคัญ ร้านจำหน่ายวัสดุก่อสร้างโดยทั่วไปยังไม่มีระบบบันทึกการขายหรือระบบจัดการสต็อกที่เชื่อมโยงกัน พนักงานขายต้องพึ่งพาใบเสร็จและบิลกระดาษในการบันทึกรายการสินค้าและยอดชำระเงิน ซึ่งเป็นกระบวนการที่ไม่มีการยืนยันโดยระบบ ทำให้ข้อมูลรายการขายกระจัดกระจาย ตรวจสอบย้อนหลังได้ยาก และเสี่ยงต่อการสูญหายหรือถูกปลอมแปลงได้</w:t>
+        <w:t xml:space="preserve">ในปัจจุบัน ธุรกิจค้าปลีกวัสดุก่อสร้างขนาดกลางและขนาดเล็กยังคงประสบปัญหาสำคัญจากการขาดระบบจัดการข้อมูลที่เป็นดิจิทัล ร้านจำหน่ายวัสดุก่อสร้างโดยทั่วไปยังไม่มีระบบบันทึกการขายหรือระบบจัดการสต็อกที่เชื่อมโยงกัน พนักงานขายต้องพึ่งพาใบเสร็จและบิลกระดาษในการบันทึกรายการสินค้าและยอดชำระเงิน ซึ่งเป็นกระบวนการที่ไม่มีการยืนยันโดยระบบ ทำให้ข้อมูลรายการขายกระจัดกระจาย ตรวจสอบย้อนหลังได้ยาก และเสี่ยงต่อการสูญหายหรือถูกปลอมแปลงได้</w:t>
       </w:r>
     </w:p>
     <w:p>
@@ -43,7 +43,7 @@
         <w:pStyle w:val="BodyText"/>
       </w:pPr>
       <w:r>
-        <w:t xml:space="preserve">เมื่อไม่มีระบบขายและสต็อกที่เป็นเอกภาพ ปัญหาต่อเนื่องที่ตามมาคือกระบวนการเบิกจ่ายวัสดุที่จุดคลังสินค้า เนื่องจากจุดชำระเงินหน้าร้านและจุดรับของที่โกดังตั้งอยู่คนละพื้นที่กัน แต่ทั้งสองจุดไม่มีช่องทางสื่อสารกันแบบเรียลไทม์</w:t>
+        <w:t xml:space="preserve">ร้านวัสดุก่อสร้างอำพรคอนกรีตซึ่งเป็นกรณีศึกษาของโครงงานนี้มีลักษณะดังกล่าว จุดชำระเงินหน้าร้านและจุดรับของที่โกดังตั้งอยู่คนละพื้นที่ แต่ทั้งสองจุดไม่มีช่องทางสื่อสารกันแบบเรียลไทม์ พนักงานคลังสินค้าจึงไม่ทราบล่วงหน้าว่ามีคำสั่งซื้อใดรอการจัดเตรียมอยู่ ลูกค้าต้องนำใบเสร็จกระดาษเดินไปที่โกดังด้วยตนเองแล้วพนักงานจึงเริ่มจัดของ ส่งผลให้เกิดคอขวดและการรอคอยที่ยาวนานในชั่วโมงเร่งด่วน เมื่อพนักงานคลังต้องอ่านใบเสร็จกระดาษเพื่อจัดของ โอกาสที่จะหยิบสินค้าผิดประเภท ผิดจำนวน หรือมีการนำบิลเก่ามาใช้รับของซ้ำย่อมมีสูง ปัญหาเหล่านี้ทำให้ยอดสต็อกคลาดเคลื่อนจากความเป็นจริง และผู้จัดการต้องรอสรุปยอดขายและนับสต็อกด้วยมือตอนท้ายวัน การตัดสินใจสั่งซื้อสินค้าจึงต้องพึ่งประสบการณ์แทนข้อมูลจริง</w:t>
       </w:r>
     </w:p>
     <w:p>
@@ -51,7 +51,7 @@
         <w:pStyle w:val="BodyText"/>
       </w:pPr>
       <w:r>
-        <w:t xml:space="preserve">พนักงานคลังสินค้าจึงไม่สามารถทราบล่วงหน้าว่ามีคำสั่งซื้อใดรอการจัดเตรียมอยู่บ้าง ลูกค้าต้องนำใบเสร็จกระดาษเดินเข้าไปหาโกดังด้วยตนเอง แล้วพนักงานจึงค่อยเริ่มจัดของ ส่งผลให้เกิดปัญหาคอขวดและการรอคอยที่ยาวนานในชั่วโมงเร่งด่วน ยิ่งไปกว่านั้น เมื่อพนักงานคลังสินค้าต้องอ่านใบเสร็จกระดาษเพื่อจัดของ โอกาสที่จะเกิดความผิดพลาดจากสายตามนุษย์ย่อมมีสูง ไม่ว่าจะเป็นการหยิบสินค้าผิดประเภท ผิดจำนวน หรือแม้แต่การนำบิลเก่ามาใช้รับของซ้ำ ซึ่งปัญหาเหล่านี้ส่งผลโดยตรงต่อยอดสต็อกที่คลาดเคลื่อนจากความเป็นจริง ปัญหาที่สะสมมาทั้งหมดนี้นำไปสู่ความขาดแคลนทัศนวิสัยเชิงบริหาร</w:t>
+        <w:t xml:space="preserve">ผู้มีส่วนได้ส่วนเสียของปัญหานี้มีสี่กลุ่ม ได้แก่ พนักงานขายซึ่งต้องเขียนบิลและคำนวณยอดเอง พนักงานคลังสินค้าซึ่งต้องอ่านบิลกระดาษและจำเองว่าใบใดจ่ายของไปแล้ว ผู้จัดการซึ่งเป็นเจ้าของร้านและต้องการเห็นยอดขายและสต็อกระหว่างวัน และลูกค้าซึ่งไม่ได้ใช้ระบบโดยตรงแต่ได้รับผลจากเวลารอคอย ปัญหาทั้งหมดข้างต้นได้มาจากการสังเกตการณ์การทำงานจริงที่ร้าน และการสอบถามเจ้าของร้านและพนักงาน โดยสรุปเป็นหลักฐานจากหน้างานเก้าข้อที่มีรหัสกำกับไว้ในบทที่ 3 หัวข้อ 3.2.1</w:t>
       </w:r>
     </w:p>
     <w:p>
@@ -59,409 +59,127 @@
         <w:pStyle w:val="BodyText"/>
       </w:pPr>
       <w:r>
-        <w:t xml:space="preserve">ผู้จัดการต้องรอสรุปยอดขายและนับสต็อกด้วยมือในตอนท้ายวัน ทำให้ไม่สามารถมองเห็นสถานการณ์แบบเรียลไทม์ และการตัดสินใจสั่งซื้อสินค้าก็ต้องพึ่งประสบการณ์และสัญชาตญาณเพียงอย่างเดียว แทนที่จะใช้ข้อมูลเชิงสถิติที่ถูกต้องและทันสมัย</w:t>
+        <w:t xml:space="preserve">จากปัญหาข้างต้น คณะผู้จัดทำจึงออกแบบและพัฒนาระบบจัดการคำสั่งซื้อและตรวจสอบคลังสินค้า (อำพร OMS) กรณีศึกษา ร้านวัสดุก่อสร้างอำพรคอนกรีต เพื่อเชื่อมกระบวนการหน้าร้านและคลังสินค้าเข้าด้วยกัน ลดข้อผิดพลาดจากกระบวนการกระดาษ ลดระยะเวลารอคอยของลูกค้า และเพิ่มทัศนวิสัยในการบริหารจัดการ ปัญหานี้ควรแก้ด้วยการพัฒนาซอฟต์แวร์ เพราะต้นเหตุคือข้อมูลที่ไม่ไหลระหว่างสองจุดและไม่มีสิ่งใดกันการทำรายการซ้ำ ซึ่งเป็นสิ่งที่ระบบซอฟต์แวร์ควบคุมได้โดยตรง</w:t>
+      </w:r>
+    </w:p>
+    <w:bookmarkEnd w:id="10"/>
+    <w:bookmarkStart w:id="13" w:name="วตถประสงคของโครงงาน-objectives"/>
+    <w:p>
+      <w:pPr>
+        <w:pStyle w:val="Heading2"/>
+      </w:pPr>
+      <w:r>
+        <w:t xml:space="preserve">1.2 วัตถุประสงค์ของโครงงาน (Objectives)</w:t>
+      </w:r>
+    </w:p>
+    <w:p>
+      <w:pPr>
+        <w:pStyle w:val="FirstParagraph"/>
+      </w:pPr>
+      <w:r>
+        <w:t xml:space="preserve">วัตถุประสงค์แบ่งเป็นสองกลุ่ม คือวัตถุประสงค์เชิงผลิตภัณฑ์ซึ่งระบุว่าระบบต้องทำอะไรได้ และวัตถุประสงค์เชิงการเรียนรู้ซึ่งระบุว่าผู้จัดทำต้องได้ฝึกทักษะใด ทุกข้อมีเกณฑ์ที่วัดผลได้ และต้องบรรลุภายในระยะเวลาโครงงาน 6 เดือนตามหัวข้อ 1.5 เพื่อใช้สรุปผลในบทที่ 5</w:t>
+      </w:r>
+    </w:p>
+    <w:bookmarkStart w:id="11" w:name="วตถประสงคเชงผลตภณฑ-product-objectives"/>
+    <w:p>
+      <w:pPr>
+        <w:pStyle w:val="Heading3"/>
+      </w:pPr>
+      <w:r>
+        <w:t xml:space="preserve">1.2.1 วัตถุประสงค์เชิงผลิตภัณฑ์ (Product Objectives)</w:t>
+      </w:r>
+    </w:p>
+    <w:p>
+      <w:pPr>
+        <w:pStyle w:val="FirstParagraph"/>
+        <w:ind w:firstLine="1267"/>
+      </w:pPr>
+      <w:r>
+        <w:t xml:space="preserve">ข้อ 1 เพื่อลดข้อผิดพลาดในการบันทึกการขายและจัดการสินค้าคงคลังที่เกิดจากเอกสารกระดาษ โดยยอดเงินทุกคำสั่งซื้อต้องคำนวณโดยระบบและตรงกับการคำนวณด้วยมือ และทุกการทำรายการสำคัญต้องมีประวัติที่ค้นย้อนหลังได้</w:t>
       </w:r>
     </w:p>
     <w:p>
       <w:pPr>
         <w:pStyle w:val="BodyText"/>
-      </w:pPr>
-      <w:r>
-        <w:t xml:space="preserve">จากปัญหาข้างต้น คณะผู้จัดทำในฐานะที่มีความเกี่ยวข้องกับธุรกิจประเภทนี้โดยตรง จึงมีวัตถุประสงค์เพื่อออกแบบและพัฒนา</w:t>
-      </w:r>
-      <w:r>
-        <w:t xml:space="preserve"> </w:t>
-      </w:r>
-      <w:r>
-        <w:rPr>
-          <w:b/>
-          <w:bCs/>
-        </w:rPr>
-        <w:t xml:space="preserve">ระบบจัดการคำสั่งซื้อและตรวจสอบคลังสินค้า (Order Management and Inventory Control System: SOML)</w:t>
-      </w:r>
-      <w:r>
-        <w:t xml:space="preserve"> </w:t>
-      </w:r>
-      <w:r>
-        <w:t xml:space="preserve">กรณีศึกษา ร้านวัสดุก่อสร้างอำพรคอนกรีต โดยประยุกต์ใช้สถาปัตยกรรมระบบแบบ 3 ชั้น (3-Tier Architecture) ร่วมกับการสื่อสารข้อมูลแบบขับเคลื่อนด้วยเหตุการณ์ (Event-Driven Communication) เพื่อเชื่อมโยงกระบวนการหน้าร้านและคลังสินค้าเข้าด้วยกัน ลดข้อผิดพลาดจากกระบวนการกระดาษ ลดระยะเวลารอคอยของลูกค้า และเพิ่มทัศนวิสัยในการบริหารจัดการด้วยแดชบอร์ดปฏิบัติการ เพื่อยกระดับความสามารถในการแข่งขันของธุรกิจค้าปลีกวัสดุก่อสร้างขนาดกลางและขนาดเล็กให้สามารถดำเนินงานได้อย่างมีประสิทธิภาพและยั่งยืน</w:t>
-      </w:r>
-    </w:p>
-    <w:bookmarkEnd w:id="10"/>
-    <w:bookmarkStart w:id="11" w:name="วตถประสงคของโครงงานวศวกรรม"/>
+        <w:ind w:firstLine="1267"/>
+      </w:pPr>
+      <w:r>
+        <w:t xml:space="preserve">ข้อ 2 เพื่อลดระยะเวลารอคอยของลูกค้า โดยคำสั่งซื้อที่ชำระเงินแล้วต้องปรากฏบนหน้าจอคลังสินค้าภายใน 3 วินาที พนักงานคลังจึงเริ่มจัดของได้ก่อนลูกค้าเดินมาถึงจุดรับของ</w:t>
+      </w:r>
+    </w:p>
+    <w:p>
+      <w:pPr>
+        <w:pStyle w:val="BodyText"/>
+        <w:ind w:firstLine="1267"/>
+      </w:pPr>
+      <w:r>
+        <w:t xml:space="preserve">ข้อ 3 เพื่อให้ยอดสินค้าคงเหลือในระบบสะท้อนจำนวนสินค้าจริงในคลัง โดยคำสั่งซื้อหนึ่งใบต้องจ่ายสินค้าได้เพียงครั้งเดียวแม้มีผู้กดยืนยันพร้อมกัน และยอดคงเหลือต้องไม่ติดลบ</w:t>
+      </w:r>
+    </w:p>
+    <w:p>
+      <w:pPr>
+        <w:pStyle w:val="BodyText"/>
+        <w:ind w:firstLine="1267"/>
+      </w:pPr>
+      <w:r>
+        <w:t xml:space="preserve">ข้อ 4 เพื่อให้ผู้บริหารติดตามยอดขาย สต็อก และคิวงานได้แบบเรียลไทม์ โดยตัวเลขบนแดชบอร์ดต้องตรงกับผลรวมที่คำนวณจากฐานข้อมูล และระบบต้องแจ้งเตือนเองเมื่อสินค้าต่ำกว่าจุดสั่งซื้อเพิ่ม</w:t>
+      </w:r>
+    </w:p>
+    <w:bookmarkEnd w:id="11"/>
+    <w:bookmarkStart w:id="12" w:name="วตถประสงคเชงการเรยนร-learning-objectives"/>
+    <w:p>
+      <w:pPr>
+        <w:pStyle w:val="Heading3"/>
+      </w:pPr>
+      <w:r>
+        <w:t xml:space="preserve">1.2.2 วัตถุประสงค์เชิงการเรียนรู้ (Learning Objectives)</w:t>
+      </w:r>
+    </w:p>
+    <w:p>
+      <w:pPr>
+        <w:pStyle w:val="FirstParagraph"/>
+        <w:ind w:firstLine="1267"/>
+      </w:pPr>
+      <w:r>
+        <w:t xml:space="preserve">ข้อ 5 เพื่อฝึกกระบวนการวิศวกรรมความต้องการตั้งแต่เก็บหลักฐานจากหน้างาน กำหนดความต้องการ ออกแบบ จนถึงทดสอบ โดยทุกความต้องการสอบกลับไปหาที่มาและไปข้างหน้าถึงผลการทดสอบได้ครบ</w:t>
+      </w:r>
+    </w:p>
+    <w:p>
+      <w:pPr>
+        <w:pStyle w:val="BodyText"/>
+        <w:ind w:firstLine="1267"/>
+      </w:pPr>
+      <w:r>
+        <w:t xml:space="preserve">ข้อ 6 เพื่อฝึกออกแบบและพัฒนาระบบที่มีหลายหน่วยติดตั้ง และทนต่อการทำรายการพร้อมกันของผู้ใช้หลายคน</w:t>
+      </w:r>
+    </w:p>
+    <w:bookmarkEnd w:id="12"/>
+    <w:bookmarkEnd w:id="13"/>
+    <w:bookmarkStart w:id="17" w:name="ขอบเขตของโครงงาน-project-scope"/>
     <w:p>
       <w:pPr>
         <w:pStyle w:val="Heading2"/>
       </w:pPr>
       <w:r>
-        <w:t xml:space="preserve">1.2 วัตถุประสงค์ของโครงงานวิศวกรรม</w:t>
+        <w:t xml:space="preserve">1.3 ขอบเขตของโครงงาน (Project Scope)</w:t>
+      </w:r>
+    </w:p>
+    <w:bookmarkStart w:id="14" w:name="ขอบเขตดานหนาท-functional-scope"/>
+    <w:p>
+      <w:pPr>
+        <w:pStyle w:val="Heading3"/>
+      </w:pPr>
+      <w:r>
+        <w:t xml:space="preserve">1.3.1 ขอบเขตด้านหน้าที่ (Functional Scope)</w:t>
       </w:r>
     </w:p>
     <w:p>
       <w:pPr>
         <w:pStyle w:val="FirstParagraph"/>
-      </w:pPr>
-      <w:r>
-        <w:t xml:space="preserve">1.2.1 เพื่อลดข้อผิดพลาดในกระบวนการบันทึกการขายและจัดการสินค้าคงคลัง อันเกิดจากการพึ่งพาเอกสารกระดาษที่ไม่มีการยืนยันโดยระบบ</w:t>
-      </w:r>
-    </w:p>
-    <w:p>
-      <w:pPr>
-        <w:pStyle w:val="BodyText"/>
-      </w:pPr>
-      <w:r>
-        <w:t xml:space="preserve">1.2.2 เพื่อลดระยะเวลารอคอยของลูกค้า โดยให้พนักงานคลังสินค้าสามารถรับข้อมูลคำสั่งซื้อและเริ่มจัดเตรียมสินค้าได้ทันทีที่ชำระเงิน โดยไม่ต้องรอให้ลูกค้าเดินมาถึงจุดรับของ</w:t>
-      </w:r>
-    </w:p>
-    <w:p>
-      <w:pPr>
-        <w:pStyle w:val="BodyText"/>
-      </w:pPr>
-      <w:r>
-        <w:t xml:space="preserve">1.2.3 เพื่อให้ยอดสินค้าคงเหลือในระบบสะท้อนจำนวนสินค้าจริงในคลังได้อย่างแม่นยำ และป้องกันการรับสินค้าซ้ำด้วยการควบคุมสถานะคำสั่งซื้อผ่านระบบ</w:t>
-      </w:r>
-    </w:p>
-    <w:p>
-      <w:pPr>
-        <w:pStyle w:val="BodyText"/>
-      </w:pPr>
-      <w:r>
-        <w:t xml:space="preserve">1.2.4 เพื่อให้ผู้บริหารสามารถติดตามสถานะยอดขาย สต็อก และคิวงานได้แบบเรียลไทม์ และตัดสินใจสั่งซื้อสินค้าได้จากข้อมูลจริง แทนการใช้ประสบการณ์และสัญชาตญาณ</w:t>
-      </w:r>
-    </w:p>
-    <w:bookmarkEnd w:id="11"/>
-    <w:bookmarkStart w:id="12" w:name="ขอบเขตของโครงงานวศวกรรม"/>
-    <w:p>
-      <w:pPr>
-        <w:pStyle w:val="Heading2"/>
-      </w:pPr>
-      <w:r>
-        <w:t xml:space="preserve">1.3 ขอบเขตของโครงงานวิศวกรรม</w:t>
-      </w:r>
-    </w:p>
-    <w:p>
-      <w:pPr>
-        <w:pStyle w:val="FirstParagraph"/>
-      </w:pPr>
-      <w:r>
-        <w:t xml:space="preserve">1.3.1 พัฒนาเว็บแอปพลิเคชันรูปแบบ Responsive Design รองรับการใช้งานผ่านคอมพิวเตอร์และอุปกรณ์เคลื่อนที่ ครอบคลุมผู้ใช้งาน 3 บทบาทหลัก ได้แก่ พนักงานขาย พนักงานคลังสินค้า และผู้จัดการ</w:t>
-      </w:r>
-    </w:p>
-    <w:p>
-      <w:pPr>
-        <w:pStyle w:val="BodyText"/>
-      </w:pPr>
-      <w:r>
-        <w:t xml:space="preserve">1.3.2 พัฒนาระบบลงชื่อเข้าใช้งาน การควบคุมสิทธิ์ตามบทบาท (Role-Based Access Control: RBAC) และการจัดการข้อมูลสินค้าคงคลัง (Product Master) รวมถึงการตั้งค่าจุดสั่งซื้อเพิ่ม (Reorder Point)</w:t>
-      </w:r>
-    </w:p>
-    <w:p>
-      <w:pPr>
-        <w:pStyle w:val="BodyText"/>
-      </w:pPr>
-      <w:r>
-        <w:t xml:space="preserve">1.3.3 พัฒนาระบบรับชำระเงินผ่าน QR พร้อมเพย์ (PromptPay) และเมื่อพนักงานยืนยันรับเงินแล้ว ระบบพิมพ์ใบเสร็จกระดาษผ่านเครื่องพิมพ์ใบเสร็จความร้อน (Thermal Receipt Printer) พร้อมส่งคำสั่งซื้อเข้าคิวคลังสินค้าแบบเรียลไทม์ทันที</w:t>
-      </w:r>
-    </w:p>
-    <w:p>
-      <w:pPr>
-        <w:pStyle w:val="BodyText"/>
-      </w:pPr>
-      <w:r>
-        <w:t xml:space="preserve">1.3.4 พัฒนาระบบจัดการคลังสินค้าแบบเรียลไทม์ แสดงคิวรอจ่ายสินค้าทันทีที่ลูกค้าชำระเงิน และให้พนักงานยืนยันจ่ายสินค้าพร้อมตัดสต็อกแบบอะตอมมิก (Atomic Stock Deduction)</w:t>
-      </w:r>
-    </w:p>
-    <w:p>
-      <w:pPr>
-        <w:pStyle w:val="BodyText"/>
-      </w:pPr>
-      <w:r>
-        <w:t xml:space="preserve">1.3.5 พัฒนาแดชบอร์ดปฏิบัติการ (Operational Dashboard) แสดงสถิติยอดขายและสต็อก ระบบบันทึกประวัติการทำรายการ (Audit Logs) และระบบแจ้งเตือนภายในแอปพลิเคชัน (In-App Notification)</w:t>
-      </w:r>
-    </w:p>
-    <w:p>
-      <w:pPr>
-        <w:pStyle w:val="BodyText"/>
-      </w:pPr>
-      <w:r>
-        <w:t xml:space="preserve">1.3.6 โครงงานนี้ไม่ครอบคลุมระบบบัญชีเต็มรูปแบบ การชำระเงินผ่าน Payment Gateway หรือเครื่องรูดบัตร (EDC) ภายนอก การตรวจสอบสถานะการชำระเงินอัตโนมัติผ่าน API ของธนาคาร การพัฒนาแอปพลิเคชันแบบ Mobile Native การเชื่อมต่อระบบ ERP หรือซัพพลายเออร์ภายนอกแบบอัตโนมัติ และการแจ้งเตือนผ่านบริการภายนอก เช่น LINE Notify หรือ Email ส่วนโมดูล AI-Assisted ถือเป็น Future Work ที่ไม่อยู่ในขอบเขตของโครงงานนี้</w:t>
-      </w:r>
-    </w:p>
-    <w:bookmarkEnd w:id="12"/>
-    <w:bookmarkStart w:id="19" w:name="สมมตฐานของโครงงานวศวกรรม"/>
-    <w:p>
-      <w:pPr>
-        <w:pStyle w:val="Heading2"/>
-      </w:pPr>
-      <w:r>
-        <w:t xml:space="preserve">1.4 สมมติฐานของโครงงานวิศวกรรม</w:t>
-      </w:r>
-    </w:p>
-    <w:bookmarkStart w:id="13" w:name="X6c45b262d3e01ab68b3da831d7eb3bda5aa27c4"/>
-    <w:p>
-      <w:pPr>
-        <w:pStyle w:val="Heading3"/>
-      </w:pPr>
-      <w:r>
-        <w:t xml:space="preserve">1.4.1 สถาปัตยกรรมระบบแบบ 3 ชั้น (3-Tier Architecture)</w:t>
-      </w:r>
-    </w:p>
-    <w:p>
-      <w:pPr>
-        <w:pStyle w:val="FirstParagraph"/>
-      </w:pPr>
-      <w:r>
-        <w:t xml:space="preserve">1.4.1.1 ระบบถูกออกแบบแยกส่วนประกอบออกเป็น Presentation Layer, Application/Business Logic Layer และ Data Layer ตามหลักการแยกความรับผิดชอบ (Separation of Concerns)</w:t>
-      </w:r>
-    </w:p>
-    <w:p>
-      <w:pPr>
-        <w:pStyle w:val="BodyText"/>
-      </w:pPr>
-      <w:r>
-        <w:t xml:space="preserve">1.4.1.2 การแยกส่วนดังกล่าวช่วยให้การพัฒนา การทดสอบ และการบำรุงรักษาระบบในระยะยาวทำได้ง่ายและเป็นระบบมากขึ้น โดยทวนสอบได้จากการที่แต่ละส่วนประกอบสามารถทดสอบแยกจากกันได้โดยไม่ต้องเปิดระบบทั้งหมด</w:t>
-      </w:r>
-    </w:p>
-    <w:bookmarkEnd w:id="13"/>
-    <w:bookmarkStart w:id="14" w:name="ระบบฐานขอมลและคณสมบต-acid"/>
-    <w:p>
-      <w:pPr>
-        <w:pStyle w:val="Heading3"/>
-      </w:pPr>
-      <w:r>
-        <w:t xml:space="preserve">1.4.2 ระบบฐานข้อมูลและคุณสมบัติ ACID</w:t>
-      </w:r>
-    </w:p>
-    <w:p>
-      <w:pPr>
-        <w:pStyle w:val="FirstParagraph"/>
-      </w:pPr>
-      <w:r>
-        <w:t xml:space="preserve">1.4.2.1 ใช้ฐานข้อมูลเชิงสัมพันธ์ (MySQL) ควบคุมด้วยหลักการ ACID (Atomicity, Consistency, Isolation, Durability) เพื่อรับประกันความสมบูรณ์ของข้อมูลสต็อก</w:t>
-      </w:r>
-    </w:p>
-    <w:p>
-      <w:pPr>
-        <w:pStyle w:val="BodyText"/>
-      </w:pPr>
-      <w:r>
-        <w:t xml:space="preserve">1.4.2.2 ธุรกรรมการตัดสต็อกทำงานแบบอะตอมมิก (Atomic Transaction) เพื่อป้องกันภาวะ Race Condition เมื่อมีการยืนยันจ่ายสินค้าพร้อมกันหลายรายการ และเมื่อธุรกรรมล้มเหลวกลางคัน การเปลี่ยนแปลงที่ทำไปแล้วบางส่วนต้องถูกย้อนกลับทั้งหมด</w:t>
-      </w:r>
-    </w:p>
-    <w:bookmarkEnd w:id="14"/>
-    <w:bookmarkStart w:id="15" w:name="การควบคมสถานะคำสงซอ-order-status-control"/>
-    <w:p>
-      <w:pPr>
-        <w:pStyle w:val="Heading3"/>
-      </w:pPr>
-      <w:r>
-        <w:t xml:space="preserve">1.4.3 การควบคุมสถานะคำสั่งซื้อ (Order Status Control)</w:t>
-      </w:r>
-    </w:p>
-    <w:p>
-      <w:pPr>
-        <w:pStyle w:val="FirstParagraph"/>
-      </w:pPr>
-      <w:r>
-        <w:t xml:space="preserve">1.4.3.1 ระบบใช้แนวคิดการจัดการสถานะข้อมูล (State Management) กำกับวงจรชีวิตของคำสั่งซื้อ ตั้งแต่สถานะ</w:t>
-      </w:r>
-      <w:r>
-        <w:t xml:space="preserve"> </w:t>
-      </w:r>
-      <w:r>
-        <w:t xml:space="preserve">“รอจ่ายสินค้า”</w:t>
-      </w:r>
-      <w:r>
-        <w:t xml:space="preserve"> </w:t>
-      </w:r>
-      <w:r>
-        <w:t xml:space="preserve">จนถึง</w:t>
-      </w:r>
-      <w:r>
-        <w:t xml:space="preserve"> </w:t>
-      </w:r>
-      <w:r>
-        <w:t xml:space="preserve">“ส่งมอบสำเร็จ”</w:t>
-      </w:r>
-    </w:p>
-    <w:p>
-      <w:pPr>
-        <w:pStyle w:val="BodyText"/>
-      </w:pPr>
-      <w:r>
-        <w:t xml:space="preserve">1.4.3.2 เมื่อพนักงานคลังสินค้ากดยืนยันจ่ายสินค้าแล้ว ระบบจะเปลี่ยนสถานะคำสั่งซื้อทันที และไม่แสดงในคิวรอจ่ายอีกต่อไป เพื่อป้องกันการรับสินค้าซ้ำ โดยไม่ต้องอาศัยการสแกนรหัสยืนยันเพิ่มเติม</w:t>
-      </w:r>
-    </w:p>
-    <w:bookmarkEnd w:id="15"/>
-    <w:bookmarkStart w:id="16" w:name="X951687ef2c64f4ad26e3e661a119d01a9a60ae5"/>
-    <w:p>
-      <w:pPr>
-        <w:pStyle w:val="Heading3"/>
-      </w:pPr>
-      <w:r>
-        <w:t xml:space="preserve">1.4.4 การสื่อสารข้อมูลแบบเรียลไทม์ (Event-Driven Communication)</w:t>
-      </w:r>
-    </w:p>
-    <w:p>
-      <w:pPr>
-        <w:pStyle w:val="FirstParagraph"/>
-      </w:pPr>
-      <w:r>
-        <w:t xml:space="preserve">1.4.4.1 เมื่อมีการยืนยันคำสั่งซื้อที่หน้าร้าน ข้อมูลจะถูกผลัก (Push) ไปยังหน้าจอคิวคลังสินค้าทันที โดยพนักงานไม่จำเป็นต้องกดรีเฟรชหน้าจอ และไม่ต้องให้หน้าจอวนถามข้อมูลเป็นระยะ (Polling)</w:t>
-      </w:r>
-    </w:p>
-    <w:p>
-      <w:pPr>
-        <w:pStyle w:val="BodyText"/>
-      </w:pPr>
-      <w:r>
-        <w:t xml:space="preserve">1.4.4.2 พนักงานคลังสินค้าสามารถทราบและเริ่มจัดเตรียมสินค้าได้ก่อนที่ลูกค้าจะเดินถือใบเสร็จมาถึงจุดรับของ</w:t>
-      </w:r>
-    </w:p>
-    <w:bookmarkEnd w:id="16"/>
-    <w:bookmarkStart w:id="17" w:name="Xcf2c9c4bec6e1a4096a5f6228cbb22e5db80628"/>
-    <w:p>
-      <w:pPr>
-        <w:pStyle w:val="Heading3"/>
-      </w:pPr>
-      <w:r>
-        <w:t xml:space="preserve">1.4.5 การนำเสนอข้อมูลเชิงปฏิบัติการ (Operational Dashboard &amp; In-App Alerts)</w:t>
-      </w:r>
-    </w:p>
-    <w:p>
-      <w:pPr>
-        <w:pStyle w:val="FirstParagraph"/>
-      </w:pPr>
-      <w:r>
-        <w:t xml:space="preserve">1.4.5.1 ระบบรวบรวมข้อมูลธุรกรรม (Data Aggregation) จากหลายแหล่งมาแสดงผลผ่าน Operational Dashboard ให้ผู้บริหารมองเห็นภาพรวมแบบเรียลไทม์</w:t>
-      </w:r>
-    </w:p>
-    <w:p>
-      <w:pPr>
-        <w:pStyle w:val="BodyText"/>
-      </w:pPr>
-      <w:r>
-        <w:t xml:space="preserve">1.4.5.2 ระบบแจ้งเตือนภายในแอปพลิเคชัน (In-App Notification) เมื่อสต็อกต่ำกว่าจุดสั่งซื้อเพิ่ม (Reorder Point) หรือมีคิวงานค้างนานผิดปกติ โดยไม่พึ่งพาบริการแจ้งเตือนภายนอก</w:t>
-      </w:r>
-    </w:p>
-    <w:bookmarkEnd w:id="17"/>
-    <w:bookmarkStart w:id="18" w:name="ผลลพธทคาดหวงจากการนำระบบไปใช"/>
-    <w:p>
-      <w:pPr>
-        <w:pStyle w:val="Heading3"/>
-      </w:pPr>
-      <w:r>
-        <w:t xml:space="preserve">1.4.6 ผลลัพธ์ที่คาดหวังจากการนำระบบไปใช้</w:t>
-      </w:r>
-    </w:p>
-    <w:p>
-      <w:pPr>
-        <w:pStyle w:val="FirstParagraph"/>
-      </w:pPr>
-      <w:r>
-        <w:t xml:space="preserve">1.4.6.1 การส่งคำสั่งซื้อเข้าคิวงานคลังสินค้าแบบเรียลไทม์ทันทีที่ชำระเงิน จะช่วยลดข้อผิดพลาดในการหยิบสินค้า เนื่องจากพนักงานอ่านรายการจากหน้าจอที่ระบบสร้างขึ้นแทนการอ่านลายมือบนใบเสร็จ และทำให้กระบวนการส่งมอบรวดเร็วขึ้นเพราะการจัดเตรียมสินค้าเริ่มได้ก่อนลูกค้าเดินมาถึงจุดรับของ</w:t>
-      </w:r>
-    </w:p>
-    <w:p>
-      <w:pPr>
-        <w:pStyle w:val="BodyText"/>
-      </w:pPr>
-      <w:r>
-        <w:t xml:space="preserve">1.4.6.2 การให้พนักงานยืนยันจ่ายสินค้าผ่านหน้าจอคิวงานเพื่อตัดสต็อกอัตโนมัติ จะทำให้ตัวเลขสต็อกในระบบตรงกับจำนวนสินค้าที่มีอยู่จริงในคลัง โดยตั้งเกณฑ์ว่าต้องไม่เกิดผลต่างที่มีสาเหตุจากตัวระบบเอง ซึ่งทวนสอบได้ด้วยการนับสินค้าจริงเปรียบเทียบกับยอดในระบบ</w:t>
-      </w:r>
-    </w:p>
-    <w:p>
-      <w:pPr>
-        <w:pStyle w:val="BodyText"/>
-      </w:pPr>
-      <w:r>
-        <w:t xml:space="preserve">1.4.6.3 การใช้ Operational Dashboard และระบบแจ้งเตือนภายในแอปพลิเคชัน จะช่วยให้ผู้บริหารมีข้อมูลจริง (Data-Driven) ในการวางแผนสั่งซื้อสินค้า ลดปัญหาสินค้าขาดมือและสินค้าค้างสต็อกที่เกิดจากการสั่งซื้อด้วยประสบการณ์เพียงอย่างเดียว</w:t>
-      </w:r>
-    </w:p>
-    <w:bookmarkEnd w:id="18"/>
-    <w:bookmarkEnd w:id="19"/>
-    <w:bookmarkStart w:id="20" w:name="ประโยชนทคาดวาจะไดรบ"/>
-    <w:p>
-      <w:pPr>
-        <w:pStyle w:val="Heading2"/>
-      </w:pPr>
-      <w:r>
-        <w:t xml:space="preserve">1.5 ประโยชน์ที่คาดว่าจะได้รับ</w:t>
-      </w:r>
-    </w:p>
-    <w:p>
-      <w:pPr>
-        <w:pStyle w:val="FirstParagraph"/>
-      </w:pPr>
-      <w:r>
-        <w:t xml:space="preserve">1.5.1 ลดระยะเวลารอคอย (Lead Time Reduction) โดยลดคอขวดระหว่างหน้าร้านและคลังสินค้าผ่านระบบคิวเรียลไทม์ ทำให้คลังสินค้าสามารถจัดเตรียมวัสดุล่วงหน้าได้ทันทีที่รับชำระเงิน</w:t>
-      </w:r>
-    </w:p>
-    <w:p>
-      <w:pPr>
-        <w:pStyle w:val="BodyText"/>
-      </w:pPr>
-      <w:r>
-        <w:t xml:space="preserve">1.5.2 ลดข้อผิดพลาดที่เกิดจากมนุษย์ (Human Error Reduction) โดยลดความเสี่ยงจากการอ่านเอกสารกระดาษผิดพลาด ระบบส่งรายละเอียดคำสั่งซื้อไปยังหน้าจอคลังสินค้าโดยตรงแบบเรียลไทม์ พนักงานจึงเตรียมและตรวจสอบสินค้าจากข้อมูลบนหน้าจอระบบ แทนการอ่านใบเสร็จด้วยสายตาเพียงอย่างเดียว</w:t>
-      </w:r>
-    </w:p>
-    <w:p>
-      <w:pPr>
-        <w:pStyle w:val="BodyText"/>
-      </w:pPr>
-      <w:r>
-        <w:t xml:space="preserve">1.5.3 เพิ่มความสมบูรณ์ของข้อมูล (Data Integrity) โดยยอดสินค้าคงเหลือในระบบสะท้อนจำนวนสินค้าจริงในคลังอย่างแม่นยำ พร้อมทั้งสามารถตรวจสอบย้อนหลัง (Traceability) ได้ทุกรายการ ซึ่งเป็นรากฐานให้ผู้บริหารสามารถวางแผนสั่งซื้อสินค้าจากข้อมูลจริง แทนการใช้ประสบการณ์และสัญชาตญาณ</w:t>
-      </w:r>
-    </w:p>
-    <w:bookmarkEnd w:id="20"/>
-    <w:bookmarkStart w:id="21" w:name="สถานทจดทำโครงงาน"/>
-    <w:p>
-      <w:pPr>
-        <w:pStyle w:val="Heading2"/>
-      </w:pPr>
-      <w:r>
-        <w:t xml:space="preserve">1.6 สถานที่จัดทำโครงงาน</w:t>
-      </w:r>
-    </w:p>
-    <w:p>
-      <w:pPr>
-        <w:pStyle w:val="FirstParagraph"/>
-      </w:pPr>
-      <w:r>
-        <w:t xml:space="preserve">1.6.1 ร้านวัสดุก่อสร้างอำพรคอนกรีต ซึ่งเป็นสถานประกอบการที่ให้ความอนุเคราะห์เป็นพื้นที่ทดสอบนวัตกรรม (Sandbox) ของโครงงาน โดยแบ่งพื้นที่การทดสอบออกเป็น 3 ส่วน ได้แก่</w:t>
-      </w:r>
-    </w:p>
-    <w:p>
-      <w:pPr>
-        <w:pStyle w:val="BodyText"/>
-      </w:pPr>
-      <w:r>
-        <w:t xml:space="preserve">(1) พื้นที่หน้าร้าน (Storefront) สำหรับทดสอบระบบส่วนติดต่อพนักงานขาย (Sales UI) การสร้างคำสั่งซื้อ การแสดง QR พร้อมเพย์เพื่อรับชำระเงิน และความเสถียรของเครื่องพิมพ์ใบเสร็จ</w:t>
-      </w:r>
-    </w:p>
-    <w:p>
-      <w:pPr>
-        <w:pStyle w:val="BodyText"/>
-      </w:pPr>
-      <w:r>
-        <w:t xml:space="preserve">(2) พื้นที่คลังสินค้าและจุดจ่ายของ (Warehouse &amp; Loading Zone) สำหรับทดสอบระบบส่วนติดต่อพนักงานคลังสินค้า (Warehouse UI) การแสดงคิวงานเรียลไทม์ และการยืนยันจ่ายสินค้าพร้อมตัดยอดสินค้า</w:t>
-      </w:r>
-    </w:p>
-    <w:p>
-      <w:pPr>
-        <w:pStyle w:val="BodyText"/>
-      </w:pPr>
-      <w:r>
-        <w:t xml:space="preserve">(3) พื้นที่สำนักงาน (Back Office) สำหรับทดสอบการแสดงผลของ Operational Dashboard ความถูกต้องของระบบ Audit Logs และความเสถียรของระบบแจ้งเตือนภายในแอปพลิเคชันสำหรับผู้บริหาร</w:t>
-      </w:r>
-    </w:p>
-    <w:bookmarkEnd w:id="21"/>
-    <w:bookmarkStart w:id="22" w:name="ตารางแผนการดำเนนงาน"/>
-    <w:p>
-      <w:pPr>
-        <w:pStyle w:val="Heading2"/>
-      </w:pPr>
-      <w:r>
-        <w:t xml:space="preserve">1.7 ตารางแผนการดำเนินงาน</w:t>
+        <w:ind w:firstLine="1267"/>
+      </w:pPr>
+      <w:r>
+        <w:t xml:space="preserve">สิ่งที่อยู่ในขอบเขตและไม่อยู่ในขอบเขตของโครงงานแสดงดังตารางที่ 1.1</w:t>
       </w:r>
     </w:p>
     <w:p>
@@ -479,7 +197,512 @@
         <w:t xml:space="preserve"> </w:t>
       </w:r>
       <w:r>
-        <w:t xml:space="preserve">แผนการดำเนินงาน</w:t>
+        <w:t xml:space="preserve">สิ่งที่อยู่ในขอบเขตและไม่อยู่ในขอบเขตของโครงงาน</w:t>
+      </w:r>
+    </w:p>
+    <w:tbl>
+      <w:tblPr>
+        <w:tblW w:w="5000" w:type="pct"/>
+        <w:tblStyle w:val="Table"/>
+        <w:tblLook w:firstRow="1" w:lastRow="0" w:firstColumn="0" w:lastColumn="0" w:noHBand="0" w:noVBand="0" w:val="0020"/>
+        <w:tblLayout w:type="fixed"/>
+      </w:tblPr>
+      <w:tblGrid>
+        <w:gridCol w:w="4655"/>
+        <w:gridCol w:w="3651"/>
+      </w:tblGrid>
+      <w:tr>
+        <w:trPr>
+          <w:cantSplit/>
+          <w:tblHeader w:val="on"/>
+        </w:trPr>
+        <w:tc>
+          <w:tcPr>
+            <w:tcW w:w="4655" w:type="dxa"/>
+          </w:tcPr>
+          <w:tcPr/>
+          <w:p>
+            <w:pPr>
+              <w:pStyle w:val="Compact"/>
+            </w:pPr>
+            <w:r>
+              <w:t xml:space="preserve">อยู่ในขอบเขต</w:t>
+            </w:r>
+          </w:p>
+        </w:tc>
+        <w:tc>
+          <w:tcPr>
+            <w:tcW w:w="3651" w:type="dxa"/>
+          </w:tcPr>
+          <w:tcPr/>
+          <w:p>
+            <w:pPr>
+              <w:pStyle w:val="Compact"/>
+            </w:pPr>
+            <w:r>
+              <w:t xml:space="preserve">ไม่อยู่ในขอบเขต</w:t>
+            </w:r>
+          </w:p>
+        </w:tc>
+      </w:tr>
+      <w:tr>
+        <w:trPr>
+          <w:cantSplit/>
+        </w:trPr>
+        <w:tc>
+          <w:tcPr>
+            <w:tcW w:w="4655" w:type="dxa"/>
+          </w:tcPr>
+          <w:tcPr/>
+          <w:p>
+            <w:pPr>
+              <w:pStyle w:val="Compact"/>
+            </w:pPr>
+            <w:r>
+              <w:t xml:space="preserve">ลงชื่อเข้าใช้งานและควบคุมสิทธิ์ตามบทบาท</w:t>
+            </w:r>
+          </w:p>
+        </w:tc>
+        <w:tc>
+          <w:tcPr>
+            <w:tcW w:w="3651" w:type="dxa"/>
+          </w:tcPr>
+          <w:tcPr/>
+          <w:p>
+            <w:pPr>
+              <w:pStyle w:val="Compact"/>
+            </w:pPr>
+            <w:r>
+              <w:t xml:space="preserve">ระบบบัญชีเต็มรูปแบบ</w:t>
+            </w:r>
+          </w:p>
+        </w:tc>
+      </w:tr>
+    </w:tbl>
+    <w:p>
+      <w:pPr>
+        <w:pStyle w:val="TableCaption"/>
+      </w:pPr>
+      <w:r>
+        <w:rPr>
+          <w:b/>
+          <w:bCs/>
+        </w:rPr>
+        <w:t xml:space="preserve">ตารางที่ 1.1</w:t>
+      </w:r>
+      <w:r>
+        <w:t xml:space="preserve"> </w:t>
+      </w:r>
+      <w:r>
+        <w:t xml:space="preserve">สิ่งที่อยู่ในขอบเขตและไม่อยู่ในขอบเขตของโครงงาน</w:t>
+      </w:r>
+      <w:r>
+        <w:t xml:space="preserve"> (ต่อ)</w:t>
+      </w:r>
+    </w:p>
+    <w:tbl>
+      <w:tblPr>
+        <w:tblW w:w="5000" w:type="pct"/>
+        <w:tblStyle w:val="Table"/>
+        <w:tblLook w:firstRow="1" w:lastRow="0" w:firstColumn="0" w:lastColumn="0" w:noHBand="0" w:noVBand="0" w:val="0020"/>
+        <w:tblLayout w:type="fixed"/>
+      </w:tblPr>
+      <w:tblGrid>
+        <w:gridCol w:w="4655"/>
+        <w:gridCol w:w="3651"/>
+      </w:tblGrid>
+      <w:tr>
+        <w:trPr>
+          <w:cantSplit/>
+          <w:tblHeader w:val="on"/>
+        </w:trPr>
+        <w:tc>
+          <w:tcPr>
+            <w:tcW w:w="4655" w:type="dxa"/>
+          </w:tcPr>
+          <w:tcPr/>
+          <w:p>
+            <w:pPr>
+              <w:pStyle w:val="Compact"/>
+            </w:pPr>
+            <w:r>
+              <w:t xml:space="preserve">อยู่ในขอบเขต</w:t>
+            </w:r>
+          </w:p>
+        </w:tc>
+        <w:tc>
+          <w:tcPr>
+            <w:tcW w:w="3651" w:type="dxa"/>
+          </w:tcPr>
+          <w:tcPr/>
+          <w:p>
+            <w:pPr>
+              <w:pStyle w:val="Compact"/>
+            </w:pPr>
+            <w:r>
+              <w:t xml:space="preserve">ไม่อยู่ในขอบเขต</w:t>
+            </w:r>
+          </w:p>
+        </w:tc>
+      </w:tr>
+      <w:tr>
+        <w:trPr>
+          <w:cantSplit/>
+        </w:trPr>
+        <w:tc>
+          <w:tcPr>
+            <w:tcW w:w="4655" w:type="dxa"/>
+          </w:tcPr>
+          <w:tcPr/>
+          <w:p>
+            <w:pPr>
+              <w:pStyle w:val="Compact"/>
+            </w:pPr>
+            <w:r>
+              <w:t xml:space="preserve">จัดการข้อมูลสินค้าและตั้งจุดสั่งซื้อเพิ่ม</w:t>
+            </w:r>
+          </w:p>
+        </w:tc>
+        <w:tc>
+          <w:tcPr>
+            <w:tcW w:w="3651" w:type="dxa"/>
+          </w:tcPr>
+          <w:tcPr/>
+          <w:p>
+            <w:pPr>
+              <w:pStyle w:val="Compact"/>
+            </w:pPr>
+            <w:r>
+              <w:t xml:space="preserve">การชำระเงินผ่านเพย์เมนต์เกตเวย์หรือเครื่องรูดบัตร</w:t>
+            </w:r>
+          </w:p>
+        </w:tc>
+      </w:tr>
+      <w:tr>
+        <w:trPr>
+          <w:cantSplit/>
+        </w:trPr>
+        <w:tc>
+          <w:tcPr>
+            <w:tcW w:w="4655" w:type="dxa"/>
+          </w:tcPr>
+          <w:tcPr/>
+          <w:p>
+            <w:pPr>
+              <w:pStyle w:val="Compact"/>
+            </w:pPr>
+            <w:r>
+              <w:t xml:space="preserve">สร้างคำสั่งซื้อ แสดงรหัสคิวอาร์พร้อมเพย์ และพิมพ์ใบเสร็จด้วยเครื่องพิมพ์ใบเสร็จความร้อน</w:t>
+            </w:r>
+          </w:p>
+        </w:tc>
+        <w:tc>
+          <w:tcPr>
+            <w:tcW w:w="3651" w:type="dxa"/>
+          </w:tcPr>
+          <w:tcPr/>
+          <w:p>
+            <w:pPr>
+              <w:pStyle w:val="Compact"/>
+            </w:pPr>
+            <w:r>
+              <w:t xml:space="preserve">การตรวจสอบสถานะการชำระเงินอัตโนมัติผ่านบริการของธนาคาร</w:t>
+            </w:r>
+          </w:p>
+        </w:tc>
+      </w:tr>
+      <w:tr>
+        <w:trPr>
+          <w:cantSplit/>
+        </w:trPr>
+        <w:tc>
+          <w:tcPr>
+            <w:tcW w:w="4655" w:type="dxa"/>
+          </w:tcPr>
+          <w:tcPr/>
+          <w:p>
+            <w:pPr>
+              <w:pStyle w:val="Compact"/>
+            </w:pPr>
+            <w:r>
+              <w:t xml:space="preserve">ส่งคำสั่งซื้อเข้าคิวคลังสินค้าแบบเรียลไทม์</w:t>
+            </w:r>
+          </w:p>
+        </w:tc>
+        <w:tc>
+          <w:tcPr>
+            <w:tcW w:w="3651" w:type="dxa"/>
+          </w:tcPr>
+          <w:tcPr/>
+          <w:p>
+            <w:pPr>
+              <w:pStyle w:val="Compact"/>
+            </w:pPr>
+            <w:r>
+              <w:t xml:space="preserve">แอปพลิเคชันแบบเนทีฟบนโทรศัพท์เคลื่อนที่</w:t>
+            </w:r>
+          </w:p>
+        </w:tc>
+      </w:tr>
+      <w:tr>
+        <w:trPr>
+          <w:cantSplit/>
+        </w:trPr>
+        <w:tc>
+          <w:tcPr>
+            <w:tcW w:w="4655" w:type="dxa"/>
+          </w:tcPr>
+          <w:tcPr/>
+          <w:p>
+            <w:pPr>
+              <w:pStyle w:val="Compact"/>
+            </w:pPr>
+            <w:r>
+              <w:t xml:space="preserve">ยืนยันจ่ายสินค้าพร้อมตัดสต็อกแบบอะตอมมิกและกันการจ่ายซ้ำ</w:t>
+            </w:r>
+          </w:p>
+        </w:tc>
+        <w:tc>
+          <w:tcPr>
+            <w:tcW w:w="3651" w:type="dxa"/>
+          </w:tcPr>
+          <w:tcPr/>
+          <w:p>
+            <w:pPr>
+              <w:pStyle w:val="Compact"/>
+            </w:pPr>
+            <w:r>
+              <w:t xml:space="preserve">การเชื่อมต่อระบบอีอาร์พีหรือซัพพลายเออร์ภายนอก</w:t>
+            </w:r>
+          </w:p>
+        </w:tc>
+      </w:tr>
+      <w:tr>
+        <w:trPr>
+          <w:cantSplit/>
+        </w:trPr>
+        <w:tc>
+          <w:tcPr>
+            <w:tcW w:w="4655" w:type="dxa"/>
+          </w:tcPr>
+          <w:tcPr/>
+          <w:p>
+            <w:pPr>
+              <w:pStyle w:val="Compact"/>
+            </w:pPr>
+            <w:r>
+              <w:t xml:space="preserve">แดชบอร์ดปฏิบัติการและแดชบอร์ดระดับบริหาร</w:t>
+            </w:r>
+          </w:p>
+        </w:tc>
+        <w:tc>
+          <w:tcPr>
+            <w:tcW w:w="3651" w:type="dxa"/>
+          </w:tcPr>
+          <w:tcPr/>
+          <w:p>
+            <w:pPr>
+              <w:pStyle w:val="Compact"/>
+            </w:pPr>
+            <w:r>
+              <w:t xml:space="preserve">การแจ้งเตือนผ่านบริการภายนอก เช่น อีเมลหรือแอปพลิเคชันสนทนา</w:t>
+            </w:r>
+          </w:p>
+        </w:tc>
+      </w:tr>
+      <w:tr>
+        <w:trPr>
+          <w:cantSplit/>
+        </w:trPr>
+        <w:tc>
+          <w:tcPr>
+            <w:tcW w:w="4655" w:type="dxa"/>
+          </w:tcPr>
+          <w:tcPr/>
+          <w:p>
+            <w:pPr>
+              <w:pStyle w:val="Compact"/>
+            </w:pPr>
+            <w:r>
+              <w:t xml:space="preserve">บันทึกและค้นหาประวัติการทำรายการ</w:t>
+            </w:r>
+          </w:p>
+        </w:tc>
+        <w:tc>
+          <w:tcPr>
+            <w:tcW w:w="3651" w:type="dxa"/>
+          </w:tcPr>
+          <w:tcPr/>
+          <w:p>
+            <w:pPr>
+              <w:pStyle w:val="Compact"/>
+            </w:pPr>
+            <w:r>
+              <w:t xml:space="preserve">ใบสั่งซื้อสินค้าจากซัพพลายเออร์</w:t>
+            </w:r>
+          </w:p>
+        </w:tc>
+      </w:tr>
+      <w:tr>
+        <w:trPr>
+          <w:cantSplit/>
+        </w:trPr>
+        <w:tc>
+          <w:tcPr>
+            <w:tcW w:w="4655" w:type="dxa"/>
+          </w:tcPr>
+          <w:tcPr/>
+          <w:p>
+            <w:pPr>
+              <w:pStyle w:val="Compact"/>
+            </w:pPr>
+            <w:r>
+              <w:t xml:space="preserve">แจ้งเตือนภายในแอปพลิเคชันเมื่อสินค้าใกล้หมดและคิวค้าง</w:t>
+            </w:r>
+          </w:p>
+        </w:tc>
+        <w:tc>
+          <w:tcPr>
+            <w:tcW w:w="3651" w:type="dxa"/>
+          </w:tcPr>
+          <w:tcPr/>
+          <w:p>
+            <w:pPr>
+              <w:pStyle w:val="Compact"/>
+            </w:pPr>
+            <w:r>
+              <w:t xml:space="preserve">โมดูลปัญญาประดิษฐ์ช่วยวิเคราะห์</w:t>
+            </w:r>
+          </w:p>
+        </w:tc>
+      </w:tr>
+    </w:tbl>
+    <w:p>
+      <w:pPr>
+        <w:pStyle w:val="BodyText"/>
+        <w:ind w:firstLine="1267"/>
+      </w:pPr>
+      <w:r>
+        <w:t xml:space="preserve">สิ่งที่อยู่ในขอบเขตทั้งแปดข้อในตารางที่ 1.1 คือที่มาของกรณีการใช้งาน UC-01 ถึง UC-11 ในบทที่ 3 การจับคู่ระหว่างขอบเขตกับกรณีการใช้งานแสดงไว้ในตารางที่ 3.13</w:t>
+      </w:r>
+    </w:p>
+    <w:bookmarkEnd w:id="14"/>
+    <w:bookmarkStart w:id="15" w:name="X9303fc4e8ba3a2bfd9b26f4af76f5b28b8db0f5"/>
+    <w:p>
+      <w:pPr>
+        <w:pStyle w:val="Heading3"/>
+      </w:pPr>
+      <w:r>
+        <w:t xml:space="preserve">1.3.2 ผู้ใช้เป้าหมาย แพลตฟอร์ม และเทคโนโลยีหลัก (Target Users, Platform and Technology)</w:t>
+      </w:r>
+    </w:p>
+    <w:p>
+      <w:pPr>
+        <w:pStyle w:val="FirstParagraph"/>
+        <w:ind w:firstLine="1267"/>
+      </w:pPr>
+      <w:r>
+        <w:t xml:space="preserve">ผู้ใช้เป้าหมายมีสามบทบาท ได้แก่ พนักงานขาย พนักงานคลังสินค้า และผู้จัดการ ระบบเป็นเว็บแอปพลิเคชันแบบเรสปอนซีฟดีไซน์ซึ่งปรับการแสดงผลตามขนาดหน้าจอ ใช้งานผ่านเบราว์เซอร์บนคอมพิวเตอร์หน้าร้านและบนโทรศัพท์เคลื่อนที่หรือแท็บเล็ตในคลัง ส่วนติดต่อผู้ใช้พัฒนาด้วยรีแอ็กต์ ระบบหลังบ้านพัฒนาด้วยโหนดเจเอสและเอ็กซ์เพรสเจเอส และฐานข้อมูลใช้มายเอสคิวแอล เหตุผลของการเลือกแต่ละเทคโนโลยีอธิบายไว้ในบทที่ 2 หัวข้อ 2.2</w:t>
+      </w:r>
+    </w:p>
+    <w:p>
+      <w:pPr>
+        <w:pStyle w:val="BodyText"/>
+        <w:ind w:firstLine="1267"/>
+      </w:pPr>
+      <w:r>
+        <w:t xml:space="preserve">สถานที่จัดทำและทดสอบโครงงานคือร้านวัสดุก่อสร้างอำพรคอนกรีต แบ่งเป็นสามพื้นที่ ได้แก่ พื้นที่หน้าร้านสำหรับทดสอบงานขายและเครื่องพิมพ์ใบเสร็จ พื้นที่คลังสินค้าสำหรับทดสอบคิวงานและการยืนยันจ่ายสินค้า และพื้นที่สำนักงานสำหรับทดสอบแดชบอร์ด ประวัติการทำรายการ และการแจ้งเตือน</w:t>
+      </w:r>
+    </w:p>
+    <w:bookmarkEnd w:id="15"/>
+    <w:bookmarkStart w:id="16" w:name="Xd0434664ef12d8cf493b754cd34249751df39d4"/>
+    <w:p>
+      <w:pPr>
+        <w:pStyle w:val="Heading3"/>
+      </w:pPr>
+      <w:r>
+        <w:t xml:space="preserve">1.3.3 ข้อจำกัดและข้อสมมติ (Constraints and Assumptions)</w:t>
+      </w:r>
+    </w:p>
+    <w:p>
+      <w:pPr>
+        <w:pStyle w:val="FirstParagraph"/>
+        <w:ind w:firstLine="1267"/>
+      </w:pPr>
+      <w:r>
+        <w:t xml:space="preserve">ข้อจำกัดของโครงงานมีห้าข้อ ข้อแรก ระบบไม่เชื่อมต่อกับธนาคาร จึงไม่ทราบเองว่าเงินเข้าบัญชีแล้วหรือไม่ ข้อที่สอง ร้านมีคอมพิวเตอร์ที่ต่อเครื่องพิมพ์ใบเสร็จเพียงเครื่องเดียว ทุกหน่วยติดตั้งจึงต้องทำงานบนเครื่องนั้น ข้อที่สาม ระบบทำงานในเครือข่ายภายในร้านผ่านการเชื่อมต่อแบบไม่เข้ารหัส ยังไม่ได้เปิดใช้เอชทีทีพีเอส ข้อที่สี่ ข้อมูลสินค้าตั้งต้นมาจากไฟล์ตารางคำนวณของร้าน ซึ่งระบุยอดคงเหลือไว้เพียงบางรายการ และข้อที่ห้า โครงงานมีผู้จัดทำสองคนและมีเวลา 6 เดือน</w:t>
+      </w:r>
+    </w:p>
+    <w:p>
+      <w:pPr>
+        <w:pStyle w:val="BodyText"/>
+        <w:ind w:firstLine="1267"/>
+      </w:pPr>
+      <w:r>
+        <w:t xml:space="preserve">ข้อสมมติของโครงงานมีสามข้อ ข้อแรก พนักงานขายตรวจการแจ้งเตือนเงินเข้าจากแอปพลิเคชันธนาคารก่อนกดยืนยันรับชำระทุกครั้ง ข้อที่สอง ร้านมีเครือข่ายไร้สายที่โทรศัพท์ของพนักงานคลังต่อเข้ากับคอมพิวเตอร์หน้าร้านได้ และข้อที่สาม ผู้ใช้มีบัญชีของตนเองและไม่ใช้บัญชีร่วมกัน เพราะประวัติการทำรายการระบุผู้กระทำจากบัญชีที่เข้าสู่ระบบ</w:t>
+      </w:r>
+    </w:p>
+    <w:bookmarkEnd w:id="16"/>
+    <w:bookmarkEnd w:id="17"/>
+    <w:bookmarkStart w:id="18" w:name="X43252d07c7e07af5916877322a0285ab52dcd26"/>
+    <w:p>
+      <w:pPr>
+        <w:pStyle w:val="Heading2"/>
+      </w:pPr>
+      <w:r>
+        <w:t xml:space="preserve">1.4 กระบวนการพัฒนาซอฟต์แวร์ที่เลือกใช้ (Software Process)</w:t>
+      </w:r>
+    </w:p>
+    <w:p>
+      <w:pPr>
+        <w:pStyle w:val="FirstParagraph"/>
+      </w:pPr>
+      <w:r>
+        <w:t xml:space="preserve">โครงงานนี้ใช้แบบจำลองน้ำตกที่ทวนกลับได้ คือทำงานเป็นระยะตามลำดับ ได้แก่ วิเคราะห์ความต้องการ ออกแบบ พัฒนา และทดสอบ แต่เปิดให้ย้อนกลับไปแก้ผลงานของระยะก่อนหน้าได้เมื่อพบข้อบกพร่องในระยะถัดมา [1] เหตุผลที่เลือกแบบจำลองนี้มีสามข้อ ข้อแรก ขอบเขตของระบบกำหนดได้ชัดตั้งแต่ต้นจากหลักฐานหน้างาน และร้านมีผู้ใช้จริงไม่กี่คน จึงไม่จำเป็นต้องใช้กระบวนการที่ปรับความต้องการบ่อยแบบสกรัม ข้อที่สอง โมดูลบางส่วนต้องพัฒนาตามลำดับ เพราะการยืนยันจ่ายสินค้าต้องใช้ข้อมูลคำสั่งซื้อที่เกิดจากงานขาย ข้อที่สาม ความเสี่ยงหลักของโครงงานอยู่ที่ความถูกต้องของข้อมูลเมื่อมีผู้ใช้พร้อมกัน ซึ่งต้องออกแบบให้ชัดก่อนพัฒนา</w:t>
+      </w:r>
+    </w:p>
+    <w:p>
+      <w:pPr>
+        <w:pStyle w:val="BodyText"/>
+      </w:pPr>
+      <w:r>
+        <w:t xml:space="preserve">การทวนกลับเกิดขึ้นจริงในโครงงานอย่างน้อยสองครั้ง ครั้งแรก การวัดภาระงานในระยะทดสอบพบธุรกรรมชนกันที่ขั้นตอนออกเลขที่คำสั่งซื้อ จึงย้อนกลับไปแก้ในระยะพัฒนา ครั้งที่สอง การติดตั้งบนเครื่องวินโดวส์ของร้านพบว่าส่งงานพิมพ์ไม่ได้ จึงย้อนกลับไปเพิ่มช่องทางพิมพ์สำหรับวินโดวส์ รายละเอียดทั้งสองเรื่องอยู่ในบทที่ 5 หัวข้อ 5.2</w:t>
+      </w:r>
+    </w:p>
+    <w:bookmarkEnd w:id="18"/>
+    <w:bookmarkStart w:id="22" w:name="แผนการดำเนนงานและระยะเวลา-project-plan"/>
+    <w:p>
+      <w:pPr>
+        <w:pStyle w:val="Heading2"/>
+      </w:pPr>
+      <w:r>
+        <w:t xml:space="preserve">1.5 แผนการดำเนินงานและระยะเวลา (Project Plan)</w:t>
+      </w:r>
+    </w:p>
+    <w:p>
+      <w:pPr>
+        <w:pStyle w:val="FirstParagraph"/>
+      </w:pPr>
+      <w:r>
+        <w:t xml:space="preserve">งานของโครงงานแบ่งเป็นหกกลุ่มงานตามระยะของกระบวนการในหัวข้อ 1.4 แต่ละกลุ่มงานมีผลลัพธ์ที่ส่งมอบเป็นหมุดหมาย ดังตารางที่ 1.2</w:t>
+      </w:r>
+    </w:p>
+    <w:p>
+      <w:pPr>
+        <w:pStyle w:val="TableCaption"/>
+      </w:pPr>
+      <w:r>
+        <w:rPr>
+          <w:b/>
+          <w:bCs/>
+        </w:rPr>
+        <w:t xml:space="preserve">ตารางที่ 1.2</w:t>
+      </w:r>
+      <w:r>
+        <w:t xml:space="preserve"> </w:t>
+      </w:r>
+      <w:r>
+        <w:t xml:space="preserve">โครงสร้างการแบ่งงานและหมุดหมายของโครงงาน</w:t>
       </w:r>
     </w:p>
     <w:tbl>
@@ -491,13 +714,14 @@
       </w:tblPr>
       <w:tblGrid>
         <w:gridCol w:w="672"/>
-        <w:gridCol w:w="1944"/>
-        <w:gridCol w:w="2593"/>
+        <w:gridCol w:w="1579"/>
+        <w:gridCol w:w="3310"/>
         <w:gridCol w:w="981"/>
-        <w:gridCol w:w="2116"/>
+        <w:gridCol w:w="1764"/>
       </w:tblGrid>
       <w:tr>
         <w:trPr>
+          <w:cantSplit/>
           <w:tblHeader w:val="on"/>
         </w:trPr>
         <w:tc>
@@ -517,21 +741,21 @@
         </w:tc>
         <w:tc>
           <w:tcPr>
-            <w:tcW w:w="1944" w:type="dxa"/>
-          </w:tcPr>
-          <w:tcPr/>
-          <w:p>
-            <w:pPr>
-              <w:pStyle w:val="Compact"/>
-            </w:pPr>
-            <w:r>
-              <w:t xml:space="preserve">กิจกรรมหลัก</w:t>
-            </w:r>
-          </w:p>
-        </w:tc>
-        <w:tc>
-          <w:tcPr>
-            <w:tcW w:w="2593" w:type="dxa"/>
+            <w:tcW w:w="1579" w:type="dxa"/>
+          </w:tcPr>
+          <w:tcPr/>
+          <w:p>
+            <w:pPr>
+              <w:pStyle w:val="Compact"/>
+            </w:pPr>
+            <w:r>
+              <w:t xml:space="preserve">กลุ่มงาน</w:t>
+            </w:r>
+          </w:p>
+        </w:tc>
+        <w:tc>
+          <w:tcPr>
+            <w:tcW w:w="3310" w:type="dxa"/>
           </w:tcPr>
           <w:tcPr/>
           <w:p>
@@ -560,20 +784,23 @@
         </w:tc>
         <w:tc>
           <w:tcPr>
-            <w:tcW w:w="2116" w:type="dxa"/>
-          </w:tcPr>
-          <w:tcPr/>
-          <w:p>
-            <w:pPr>
-              <w:pStyle w:val="Compact"/>
-            </w:pPr>
-            <w:r>
-              <w:t xml:space="preserve">ผลลัพธ์ (Deliverables)</w:t>
+            <w:tcW w:w="1764" w:type="dxa"/>
+          </w:tcPr>
+          <w:tcPr/>
+          <w:p>
+            <w:pPr>
+              <w:pStyle w:val="Compact"/>
+            </w:pPr>
+            <w:r>
+              <w:t xml:space="preserve">หมุดหมาย</w:t>
             </w:r>
           </w:p>
         </w:tc>
       </w:tr>
       <w:tr>
+        <w:trPr>
+          <w:cantSplit/>
+        </w:trPr>
         <w:tc>
           <w:tcPr>
             <w:tcW w:w="672" w:type="dxa"/>
@@ -591,29 +818,29 @@
         </w:tc>
         <w:tc>
           <w:tcPr>
-            <w:tcW w:w="1944" w:type="dxa"/>
-          </w:tcPr>
-          <w:tcPr/>
-          <w:p>
-            <w:pPr>
-              <w:pStyle w:val="Compact"/>
-            </w:pPr>
-            <w:r>
-              <w:t xml:space="preserve">วิเคราะห์ความต้องการ (Requirements Analysis)</w:t>
-            </w:r>
-          </w:p>
-        </w:tc>
-        <w:tc>
-          <w:tcPr>
-            <w:tcW w:w="2593" w:type="dxa"/>
-          </w:tcPr>
-          <w:tcPr/>
-          <w:p>
-            <w:pPr>
-              <w:pStyle w:val="Compact"/>
-            </w:pPr>
-            <w:r>
-              <w:t xml:space="preserve">สำรวจปัญหา (Pain Points) หน้างาน สัมภาษณ์ผู้ใช้งาน กำหนด BR, FR, NFR และตกลงขอบเขตการทำงาน</w:t>
+            <w:tcW w:w="1579" w:type="dxa"/>
+          </w:tcPr>
+          <w:tcPr/>
+          <w:p>
+            <w:pPr>
+              <w:pStyle w:val="Compact"/>
+            </w:pPr>
+            <w:r>
+              <w:t xml:space="preserve">วิเคราะห์ความต้องการ</w:t>
+            </w:r>
+          </w:p>
+        </w:tc>
+        <w:tc>
+          <w:tcPr>
+            <w:tcW w:w="3310" w:type="dxa"/>
+          </w:tcPr>
+          <w:tcPr/>
+          <w:p>
+            <w:pPr>
+              <w:pStyle w:val="Compact"/>
+            </w:pPr>
+            <w:r>
+              <w:t xml:space="preserve">สำรวจปัญหาหน้างาน สัมภาษณ์ผู้ใช้งาน กำหนดกฎทางธุรกิจ ความต้องการเชิงหน้าที่ และความต้องการนอกเหนือหน้าที่ และตกลงขอบเขตการทำงาน</w:t>
             </w:r>
           </w:p>
         </w:tc>
@@ -634,20 +861,137 @@
         </w:tc>
         <w:tc>
           <w:tcPr>
-            <w:tcW w:w="2116" w:type="dxa"/>
-          </w:tcPr>
-          <w:tcPr/>
-          <w:p>
-            <w:pPr>
-              <w:pStyle w:val="Compact"/>
-            </w:pPr>
-            <w:r>
-              <w:t xml:space="preserve">เอกสารข้อกำหนดความต้องการ (SRS) และเอกสาร SE-02</w:t>
+            <w:tcW w:w="1764" w:type="dxa"/>
+          </w:tcPr>
+          <w:tcPr/>
+          <w:p>
+            <w:pPr>
+              <w:pStyle w:val="Compact"/>
+            </w:pPr>
+            <w:r>
+              <w:t xml:space="preserve">M1 เอกสารข้อกำหนดความต้องการ</w:t>
+            </w:r>
+          </w:p>
+        </w:tc>
+      </w:tr>
+    </w:tbl>
+    <w:p>
+      <w:pPr>
+        <w:pStyle w:val="TableCaption"/>
+      </w:pPr>
+      <w:r>
+        <w:rPr>
+          <w:b/>
+          <w:bCs/>
+        </w:rPr>
+        <w:t xml:space="preserve">ตารางที่ 1.2</w:t>
+      </w:r>
+      <w:r>
+        <w:t xml:space="preserve"> </w:t>
+      </w:r>
+      <w:r>
+        <w:t xml:space="preserve">โครงสร้างการแบ่งงานและหมุดหมายของโครงงาน</w:t>
+      </w:r>
+      <w:r>
+        <w:t xml:space="preserve"> (ต่อ)</w:t>
+      </w:r>
+    </w:p>
+    <w:tbl>
+      <w:tblPr>
+        <w:tblW w:w="5000" w:type="pct"/>
+        <w:tblStyle w:val="Table"/>
+        <w:tblLook w:firstRow="1" w:lastRow="0" w:firstColumn="0" w:lastColumn="0" w:noHBand="0" w:noVBand="0" w:val="0020"/>
+        <w:tblLayout w:type="fixed"/>
+      </w:tblPr>
+      <w:tblGrid>
+        <w:gridCol w:w="672"/>
+        <w:gridCol w:w="1579"/>
+        <w:gridCol w:w="3310"/>
+        <w:gridCol w:w="981"/>
+        <w:gridCol w:w="1764"/>
+      </w:tblGrid>
+      <w:tr>
+        <w:trPr>
+          <w:cantSplit/>
+          <w:tblHeader w:val="on"/>
+        </w:trPr>
+        <w:tc>
+          <w:tcPr>
+            <w:tcW w:w="672" w:type="dxa"/>
+          </w:tcPr>
+          <w:tcPr/>
+          <w:p>
+            <w:pPr>
+              <w:pStyle w:val="Compact"/>
+              <w:jc w:val="center"/>
+            </w:pPr>
+            <w:r>
+              <w:t xml:space="preserve">ลำดับ</w:t>
+            </w:r>
+          </w:p>
+        </w:tc>
+        <w:tc>
+          <w:tcPr>
+            <w:tcW w:w="1579" w:type="dxa"/>
+          </w:tcPr>
+          <w:tcPr/>
+          <w:p>
+            <w:pPr>
+              <w:pStyle w:val="Compact"/>
+            </w:pPr>
+            <w:r>
+              <w:t xml:space="preserve">กลุ่มงาน</w:t>
+            </w:r>
+          </w:p>
+        </w:tc>
+        <w:tc>
+          <w:tcPr>
+            <w:tcW w:w="3310" w:type="dxa"/>
+          </w:tcPr>
+          <w:tcPr/>
+          <w:p>
+            <w:pPr>
+              <w:pStyle w:val="Compact"/>
+            </w:pPr>
+            <w:r>
+              <w:t xml:space="preserve">รายละเอียดการดำเนินงาน</w:t>
+            </w:r>
+          </w:p>
+        </w:tc>
+        <w:tc>
+          <w:tcPr>
+            <w:tcW w:w="981" w:type="dxa"/>
+          </w:tcPr>
+          <w:tcPr/>
+          <w:p>
+            <w:pPr>
+              <w:pStyle w:val="Compact"/>
+              <w:jc w:val="center"/>
+            </w:pPr>
+            <w:r>
+              <w:t xml:space="preserve">ช่วงเวลา</w:t>
+            </w:r>
+          </w:p>
+        </w:tc>
+        <w:tc>
+          <w:tcPr>
+            <w:tcW w:w="1764" w:type="dxa"/>
+          </w:tcPr>
+          <w:tcPr/>
+          <w:p>
+            <w:pPr>
+              <w:pStyle w:val="Compact"/>
+            </w:pPr>
+            <w:r>
+              <w:t xml:space="preserve">หมุดหมาย</w:t>
             </w:r>
           </w:p>
         </w:tc>
       </w:tr>
       <w:tr>
+        <w:trPr>
+          <w:cantSplit/>
+        </w:trPr>
         <w:tc>
           <w:tcPr>
             <w:tcW w:w="672" w:type="dxa"/>
@@ -665,29 +1009,29 @@
         </w:tc>
         <w:tc>
           <w:tcPr>
-            <w:tcW w:w="1944" w:type="dxa"/>
-          </w:tcPr>
-          <w:tcPr/>
-          <w:p>
-            <w:pPr>
-              <w:pStyle w:val="Compact"/>
-            </w:pPr>
-            <w:r>
-              <w:t xml:space="preserve">ออกแบบระบบ (System Design)</w:t>
-            </w:r>
-          </w:p>
-        </w:tc>
-        <w:tc>
-          <w:tcPr>
-            <w:tcW w:w="2593" w:type="dxa"/>
-          </w:tcPr>
-          <w:tcPr/>
-          <w:p>
-            <w:pPr>
-              <w:pStyle w:val="Compact"/>
-            </w:pPr>
-            <w:r>
-              <w:t xml:space="preserve">ออกแบบสถาปัตยกรรมระบบ (C1/C2/C3), กรณีการใช้งาน (Use Case), ฐานข้อมูล (ERD) และต้นแบบหน้าจอ (UI/UX)</w:t>
+            <w:tcW w:w="1579" w:type="dxa"/>
+          </w:tcPr>
+          <w:tcPr/>
+          <w:p>
+            <w:pPr>
+              <w:pStyle w:val="Compact"/>
+            </w:pPr>
+            <w:r>
+              <w:t xml:space="preserve">ออกแบบระบบ</w:t>
+            </w:r>
+          </w:p>
+        </w:tc>
+        <w:tc>
+          <w:tcPr>
+            <w:tcW w:w="3310" w:type="dxa"/>
+          </w:tcPr>
+          <w:tcPr/>
+          <w:p>
+            <w:pPr>
+              <w:pStyle w:val="Compact"/>
+            </w:pPr>
+            <w:r>
+              <w:t xml:space="preserve">ออกแบบสถาปัตยกรรมระดับ C1 C2 และ C3 กรณีการใช้งาน แผนภาพความสัมพันธ์ของฐานข้อมูล และต้นแบบหน้าจอ</w:t>
             </w:r>
           </w:p>
         </w:tc>
@@ -708,20 +1052,23 @@
         </w:tc>
         <w:tc>
           <w:tcPr>
-            <w:tcW w:w="2116" w:type="dxa"/>
-          </w:tcPr>
-          <w:tcPr/>
-          <w:p>
-            <w:pPr>
-              <w:pStyle w:val="Compact"/>
-            </w:pPr>
-            <w:r>
-              <w:t xml:space="preserve">เอกสารการออกแบบ (SDD) และต้นแบบหน้าจอ (Prototype)</w:t>
+            <w:tcW w:w="1764" w:type="dxa"/>
+          </w:tcPr>
+          <w:tcPr/>
+          <w:p>
+            <w:pPr>
+              <w:pStyle w:val="Compact"/>
+            </w:pPr>
+            <w:r>
+              <w:t xml:space="preserve">M2 เอกสารการออกแบบและต้นแบบหน้าจอ</w:t>
             </w:r>
           </w:p>
         </w:tc>
       </w:tr>
       <w:tr>
+        <w:trPr>
+          <w:cantSplit/>
+        </w:trPr>
         <w:tc>
           <w:tcPr>
             <w:tcW w:w="672" w:type="dxa"/>
@@ -739,29 +1086,29 @@
         </w:tc>
         <w:tc>
           <w:tcPr>
-            <w:tcW w:w="1944" w:type="dxa"/>
-          </w:tcPr>
-          <w:tcPr/>
-          <w:p>
-            <w:pPr>
-              <w:pStyle w:val="Compact"/>
-            </w:pPr>
-            <w:r>
-              <w:t xml:space="preserve">พัฒนาโมดูลหลักระยะที่ 1 (Core Module I)</w:t>
-            </w:r>
-          </w:p>
-        </w:tc>
-        <w:tc>
-          <w:tcPr>
-            <w:tcW w:w="2593" w:type="dxa"/>
-          </w:tcPr>
-          <w:tcPr/>
-          <w:p>
-            <w:pPr>
-              <w:pStyle w:val="Compact"/>
-            </w:pPr>
-            <w:r>
-              <w:t xml:space="preserve">พัฒนาระบบ Login/RBAC, ฐานข้อมูลสินค้า (Product Master), ระบบคำสั่งซื้อหน้าร้าน, การสร้าง QR Code พร้อมเพย์สำหรับชำระเงิน และการเชื่อมต่อเครื่องพิมพ์ใบเสร็จ</w:t>
+            <w:tcW w:w="1579" w:type="dxa"/>
+          </w:tcPr>
+          <w:tcPr/>
+          <w:p>
+            <w:pPr>
+              <w:pStyle w:val="Compact"/>
+            </w:pPr>
+            <w:r>
+              <w:t xml:space="preserve">พัฒนาโมดูลหลักระยะที่ 1</w:t>
+            </w:r>
+          </w:p>
+        </w:tc>
+        <w:tc>
+          <w:tcPr>
+            <w:tcW w:w="3310" w:type="dxa"/>
+          </w:tcPr>
+          <w:tcPr/>
+          <w:p>
+            <w:pPr>
+              <w:pStyle w:val="Compact"/>
+            </w:pPr>
+            <w:r>
+              <w:t xml:space="preserve">พัฒนาการเข้าสู่ระบบและควบคุมสิทธิ์ ฐานข้อมูลสินค้า การสร้างคำสั่งซื้อ รหัสคิวอาร์พร้อมเพย์ และการเชื่อมต่อเครื่องพิมพ์ใบเสร็จ</w:t>
             </w:r>
           </w:p>
         </w:tc>
@@ -782,20 +1129,23 @@
         </w:tc>
         <w:tc>
           <w:tcPr>
-            <w:tcW w:w="2116" w:type="dxa"/>
-          </w:tcPr>
-          <w:tcPr/>
-          <w:p>
-            <w:pPr>
-              <w:pStyle w:val="Compact"/>
-            </w:pPr>
-            <w:r>
-              <w:t xml:space="preserve">ระบบต้นแบบระยะที่ 1 (Prototype Phase 1)</w:t>
+            <w:tcW w:w="1764" w:type="dxa"/>
+          </w:tcPr>
+          <w:tcPr/>
+          <w:p>
+            <w:pPr>
+              <w:pStyle w:val="Compact"/>
+            </w:pPr>
+            <w:r>
+              <w:t xml:space="preserve">M3 ระบบต้นแบบระยะที่ 1</w:t>
             </w:r>
           </w:p>
         </w:tc>
       </w:tr>
       <w:tr>
+        <w:trPr>
+          <w:cantSplit/>
+        </w:trPr>
         <w:tc>
           <w:tcPr>
             <w:tcW w:w="672" w:type="dxa"/>
@@ -813,29 +1163,29 @@
         </w:tc>
         <w:tc>
           <w:tcPr>
-            <w:tcW w:w="1944" w:type="dxa"/>
-          </w:tcPr>
-          <w:tcPr/>
-          <w:p>
-            <w:pPr>
-              <w:pStyle w:val="Compact"/>
-            </w:pPr>
-            <w:r>
-              <w:t xml:space="preserve">พัฒนาโมดูลหลักระยะที่ 2 (Core Module II)</w:t>
-            </w:r>
-          </w:p>
-        </w:tc>
-        <w:tc>
-          <w:tcPr>
-            <w:tcW w:w="2593" w:type="dxa"/>
-          </w:tcPr>
-          <w:tcPr/>
-          <w:p>
-            <w:pPr>
-              <w:pStyle w:val="Compact"/>
-            </w:pPr>
-            <w:r>
-              <w:t xml:space="preserve">พัฒนาระบบแสดงคิวคลังสินค้าแบบเรียลไทม์, ฟังก์ชันเลือกคำสั่งซื้อและยืนยันจ่ายสินค้า (Confirm Dispatch), ประวัติกิจกรรม (Audit Log) และแจ้งเตือน</w:t>
+            <w:tcW w:w="1579" w:type="dxa"/>
+          </w:tcPr>
+          <w:tcPr/>
+          <w:p>
+            <w:pPr>
+              <w:pStyle w:val="Compact"/>
+            </w:pPr>
+            <w:r>
+              <w:t xml:space="preserve">พัฒนาโมดูลหลักระยะที่ 2</w:t>
+            </w:r>
+          </w:p>
+        </w:tc>
+        <w:tc>
+          <w:tcPr>
+            <w:tcW w:w="3310" w:type="dxa"/>
+          </w:tcPr>
+          <w:tcPr/>
+          <w:p>
+            <w:pPr>
+              <w:pStyle w:val="Compact"/>
+            </w:pPr>
+            <w:r>
+              <w:t xml:space="preserve">พัฒนาคิวคลังสินค้าแบบเรียลไทม์ การยืนยันจ่ายสินค้าและตัดสต็อก และประวัติการทำรายการ</w:t>
             </w:r>
           </w:p>
         </w:tc>
@@ -856,20 +1206,23 @@
         </w:tc>
         <w:tc>
           <w:tcPr>
-            <w:tcW w:w="2116" w:type="dxa"/>
-          </w:tcPr>
-          <w:tcPr/>
-          <w:p>
-            <w:pPr>
-              <w:pStyle w:val="Compact"/>
-            </w:pPr>
-            <w:r>
-              <w:t xml:space="preserve">ระบบต้นแบบระยะที่ 2 (Prototype Phase 2)</w:t>
+            <w:tcW w:w="1764" w:type="dxa"/>
+          </w:tcPr>
+          <w:tcPr/>
+          <w:p>
+            <w:pPr>
+              <w:pStyle w:val="Compact"/>
+            </w:pPr>
+            <w:r>
+              <w:t xml:space="preserve">M4 ระบบต้นแบบระยะที่ 2</w:t>
             </w:r>
           </w:p>
         </w:tc>
       </w:tr>
       <w:tr>
+        <w:trPr>
+          <w:cantSplit/>
+        </w:trPr>
         <w:tc>
           <w:tcPr>
             <w:tcW w:w="672" w:type="dxa"/>
@@ -887,29 +1240,29 @@
         </w:tc>
         <w:tc>
           <w:tcPr>
-            <w:tcW w:w="1944" w:type="dxa"/>
-          </w:tcPr>
-          <w:tcPr/>
-          <w:p>
-            <w:pPr>
-              <w:pStyle w:val="Compact"/>
-            </w:pPr>
-            <w:r>
-              <w:t xml:space="preserve">พัฒนา Dashboard และระบบแจ้งเตือน</w:t>
-            </w:r>
-          </w:p>
-        </w:tc>
-        <w:tc>
-          <w:tcPr>
-            <w:tcW w:w="2593" w:type="dxa"/>
-          </w:tcPr>
-          <w:tcPr/>
-          <w:p>
-            <w:pPr>
-              <w:pStyle w:val="Compact"/>
-            </w:pPr>
-            <w:r>
-              <w:t xml:space="preserve">พัฒนาหน้า Dashboard สำหรับผู้จัดการ รวมระบบแจ้งเตือนภายในแอปพลิเคชัน และตรวจสอบจุดสั่งซื้อเพิ่ม (Reorder Point)</w:t>
+            <w:tcW w:w="1579" w:type="dxa"/>
+          </w:tcPr>
+          <w:tcPr/>
+          <w:p>
+            <w:pPr>
+              <w:pStyle w:val="Compact"/>
+            </w:pPr>
+            <w:r>
+              <w:t xml:space="preserve">พัฒนาแดชบอร์ดและการแจ้งเตือน</w:t>
+            </w:r>
+          </w:p>
+        </w:tc>
+        <w:tc>
+          <w:tcPr>
+            <w:tcW w:w="3310" w:type="dxa"/>
+          </w:tcPr>
+          <w:tcPr/>
+          <w:p>
+            <w:pPr>
+              <w:pStyle w:val="Compact"/>
+            </w:pPr>
+            <w:r>
+              <w:t xml:space="preserve">พัฒนาแดชบอร์ดสำหรับผู้จัดการ การแจ้งเตือนภายในแอปพลิเคชัน และการตรวจจุดสั่งซื้อเพิ่ม</w:t>
             </w:r>
           </w:p>
         </w:tc>
@@ -930,20 +1283,23 @@
         </w:tc>
         <w:tc>
           <w:tcPr>
-            <w:tcW w:w="2116" w:type="dxa"/>
-          </w:tcPr>
-          <w:tcPr/>
-          <w:p>
-            <w:pPr>
-              <w:pStyle w:val="Compact"/>
-            </w:pPr>
-            <w:r>
-              <w:t xml:space="preserve">ระบบเวอร์ชันสมบูรณ์ (Alpha Release)</w:t>
+            <w:tcW w:w="1764" w:type="dxa"/>
+          </w:tcPr>
+          <w:tcPr/>
+          <w:p>
+            <w:pPr>
+              <w:pStyle w:val="Compact"/>
+            </w:pPr>
+            <w:r>
+              <w:t xml:space="preserve">M5 ระบบรุ่นสมบูรณ์สำหรับทดสอบ</w:t>
             </w:r>
           </w:p>
         </w:tc>
       </w:tr>
       <w:tr>
+        <w:trPr>
+          <w:cantSplit/>
+        </w:trPr>
         <w:tc>
           <w:tcPr>
             <w:tcW w:w="672" w:type="dxa"/>
@@ -961,29 +1317,29 @@
         </w:tc>
         <w:tc>
           <w:tcPr>
-            <w:tcW w:w="1944" w:type="dxa"/>
-          </w:tcPr>
-          <w:tcPr/>
-          <w:p>
-            <w:pPr>
-              <w:pStyle w:val="Compact"/>
-            </w:pPr>
-            <w:r>
-              <w:t xml:space="preserve">ทดสอบและประเมินผล (Testing &amp; Evaluation)</w:t>
-            </w:r>
-          </w:p>
-        </w:tc>
-        <w:tc>
-          <w:tcPr>
-            <w:tcW w:w="2593" w:type="dxa"/>
-          </w:tcPr>
-          <w:tcPr/>
-          <w:p>
-            <w:pPr>
-              <w:pStyle w:val="Compact"/>
-            </w:pPr>
-            <w:r>
-              <w:t xml:space="preserve">ทดสอบการทำงาน (Functional), ประสิทธิภาพ (Performance) และการยอมรับจากผู้ใช้จริง (UAT) พร้อมจัดทำรูปเล่ม</w:t>
+            <w:tcW w:w="1579" w:type="dxa"/>
+          </w:tcPr>
+          <w:tcPr/>
+          <w:p>
+            <w:pPr>
+              <w:pStyle w:val="Compact"/>
+            </w:pPr>
+            <w:r>
+              <w:t xml:space="preserve">ทดสอบและประเมินผล</w:t>
+            </w:r>
+          </w:p>
+        </w:tc>
+        <w:tc>
+          <w:tcPr>
+            <w:tcW w:w="3310" w:type="dxa"/>
+          </w:tcPr>
+          <w:tcPr/>
+          <w:p>
+            <w:pPr>
+              <w:pStyle w:val="Compact"/>
+            </w:pPr>
+            <w:r>
+              <w:t xml:space="preserve">ทดสอบการทำงาน ประสิทธิภาพ และการยอมรับจากผู้ใช้จริง พร้อมจัดทำรูปเล่ม</w:t>
             </w:r>
           </w:p>
         </w:tc>
@@ -1004,15 +1360,15 @@
         </w:tc>
         <w:tc>
           <w:tcPr>
-            <w:tcW w:w="2116" w:type="dxa"/>
-          </w:tcPr>
-          <w:tcPr/>
-          <w:p>
-            <w:pPr>
-              <w:pStyle w:val="Compact"/>
-            </w:pPr>
-            <w:r>
-              <w:t xml:space="preserve">รายงานผลการทดสอบ (Test Report) และเล่มโครงงานฉบับสมบูรณ์</w:t>
+            <w:tcW w:w="1764" w:type="dxa"/>
+          </w:tcPr>
+          <w:tcPr/>
+          <w:p>
+            <w:pPr>
+              <w:pStyle w:val="Compact"/>
+            </w:pPr>
+            <w:r>
+              <w:t xml:space="preserve">M6 รายงานผลการทดสอบและเล่มฉบับสมบูรณ์</w:t>
             </w:r>
           </w:p>
         </w:tc>
@@ -1023,17 +1379,317 @@
         <w:pStyle w:val="BodyText"/>
       </w:pPr>
       <w:r>
-        <w:t xml:space="preserve">ตารางแผนการดำเนินงานนี้แสดงให้เห็นว่าโครงงานมีการวางแผนดำเนินงานอย่างเป็นขั้นตอน ตั้งแต่การวิเคราะห์ความต้องการจนถึงการทดสอบและประเมินผล ครอบคลุมระยะเวลารวม 6 เดือน ซึ่งช่วยให้ทีมงานสามารถติดตามความก้าวหน้าและควบคุมการทำงานของโครงงานได้อย่างมีระบบ</w:t>
-      </w:r>
-    </w:p>
+        <w:t xml:space="preserve">ช่วงเวลาของแต่ละกลุ่มงานและหมุดหมาย M1 ถึง M6 ในตารางที่ 1.2 แสดงเป็นแผนภูมิแกนต์ดังรูปที่ 1.1</w:t>
+      </w:r>
+    </w:p>
+    <w:p>
+      <w:pPr>
+        <w:keepNext/>
+        <w:spacing w:before="240" w:after="120"/>
+        <w:ind w:left="0" w:right="0" w:firstLine="0"/>
+        <w:jc w:val="center"/>
+      </w:pPr>
+      <w:r>
+        <w:drawing>
+          <wp:inline>
+            <wp:extent cx="5274310" cy="1949895"/>
+            <wp:effectExtent b="0" l="0" r="0" t="0"/>
+            <wp:docPr descr="แผนภูมิแกนต์ของโครงงาน" title="" id="20" name="Picture"/>
+            <a:graphic>
+              <a:graphicData uri="http://schemas.openxmlformats.org/drawingml/2006/picture">
+                <pic:pic>
+                  <pic:nvPicPr>
+                    <pic:cNvPr descr="../assets/diagrams/fig1-gantt.png" id="21" name="Picture"/>
+                    <pic:cNvPicPr>
+                      <a:picLocks noChangeArrowheads="1" noChangeAspect="1"/>
+                    </pic:cNvPicPr>
+                  </pic:nvPicPr>
+                  <pic:blipFill>
+                    <a:blip r:embed="rId19"/>
+                    <a:stretch>
+                      <a:fillRect/>
+                    </a:stretch>
+                  </pic:blipFill>
+                  <pic:spPr bwMode="auto">
+                    <a:xfrm>
+                      <a:off x="0" y="0"/>
+                      <a:ext cx="5274310" cy="1949895"/>
+                    </a:xfrm>
+                    <a:prstGeom prst="rect">
+                      <a:avLst/>
+                    </a:prstGeom>
+                    <a:noFill/>
+                    <a:ln w="9525">
+                      <a:noFill/>
+                      <a:headEnd/>
+                      <a:tailEnd/>
+                    </a:ln>
+                  </pic:spPr>
+                </pic:pic>
+              </a:graphicData>
+            </a:graphic>
+          </wp:inline>
+        </w:drawing>
+      </w:r>
+    </w:p>
+    <w:p>
+      <w:pPr>
+        <w:pStyle w:val="ImageCaption"/>
+      </w:pPr>
+      <w:r>
+        <w:rPr>
+          <w:b/>
+          <w:bCs/>
+        </w:rPr>
+        <w:t xml:space="preserve">รูปที่ 1.1</w:t>
+      </w:r>
+      <w:r>
+        <w:t xml:space="preserve"> </w:t>
+      </w:r>
+      <w:r>
+        <w:t xml:space="preserve">แผนภูมิแกนต์ของแผนการดำเนินงาน (Gantt Chart)</w:t>
+      </w:r>
+    </w:p>
+    <w:p>
+      <w:pPr>
+        <w:pStyle w:val="BodyText"/>
+      </w:pPr>
+      <w:r>
+        <w:t xml:space="preserve">ผู้จัดทำโครงงานมีสองคน แบ่งความรับผิดชอบหลักตามหน่วยของระบบดังตารางที่ 1.3 ส่วนงานวิเคราะห์ความต้องการ การทดสอบ และการจัดทำรูปเล่ม ทำร่วมกันทั้งสองคน</w:t>
+      </w:r>
+    </w:p>
+    <w:p>
+      <w:pPr>
+        <w:pStyle w:val="TableCaption"/>
+      </w:pPr>
+      <w:r>
+        <w:rPr>
+          <w:b/>
+          <w:bCs/>
+        </w:rPr>
+        <w:t xml:space="preserve">ตารางที่ 1.3</w:t>
+      </w:r>
+      <w:r>
+        <w:t xml:space="preserve"> </w:t>
+      </w:r>
+      <w:r>
+        <w:t xml:space="preserve">การแบ่งบทบาทในทีม</w:t>
+      </w:r>
+    </w:p>
+    <w:tbl>
+      <w:tblPr>
+        <w:tblW w:w="5000" w:type="pct"/>
+        <w:tblStyle w:val="Table"/>
+        <w:tblLook w:firstRow="1" w:lastRow="0" w:firstColumn="0" w:lastColumn="0" w:noHBand="0" w:noVBand="0" w:val="0020"/>
+        <w:tblLayout w:type="fixed"/>
+      </w:tblPr>
+      <w:tblGrid>
+        <w:gridCol w:w="1710"/>
+        <w:gridCol w:w="6596"/>
+      </w:tblGrid>
+      <w:tr>
+        <w:trPr>
+          <w:cantSplit/>
+          <w:tblHeader w:val="on"/>
+        </w:trPr>
+        <w:tc>
+          <w:tcPr>
+            <w:tcW w:w="1710" w:type="dxa"/>
+          </w:tcPr>
+          <w:tcPr/>
+          <w:p>
+            <w:pPr>
+              <w:pStyle w:val="Compact"/>
+            </w:pPr>
+            <w:r>
+              <w:t xml:space="preserve">ผู้จัดทำ</w:t>
+            </w:r>
+          </w:p>
+        </w:tc>
+        <w:tc>
+          <w:tcPr>
+            <w:tcW w:w="6596" w:type="dxa"/>
+          </w:tcPr>
+          <w:tcPr/>
+          <w:p>
+            <w:pPr>
+              <w:pStyle w:val="Compact"/>
+            </w:pPr>
+            <w:r>
+              <w:t xml:space="preserve">ความรับผิดชอบหลัก</w:t>
+            </w:r>
+          </w:p>
+        </w:tc>
+      </w:tr>
+      <w:tr>
+        <w:trPr>
+          <w:cantSplit/>
+        </w:trPr>
+        <w:tc>
+          <w:tcPr>
+            <w:tcW w:w="1710" w:type="dxa"/>
+          </w:tcPr>
+          <w:tcPr/>
+          <w:p>
+            <w:pPr>
+              <w:pStyle w:val="Compact"/>
+            </w:pPr>
+            <w:r>
+              <w:t xml:space="preserve">นายตรัยรัตน์ วงษ์สิทธิ์</w:t>
+            </w:r>
+          </w:p>
+        </w:tc>
+        <w:tc>
+          <w:tcPr>
+            <w:tcW w:w="6596" w:type="dxa"/>
+          </w:tcPr>
+          <w:tcPr/>
+          <w:p>
+            <w:pPr>
+              <w:pStyle w:val="Compact"/>
+            </w:pPr>
+            <w:r>
+              <w:t xml:space="preserve">ระบบหลังบ้าน โมดูล BE-01 ถึง BE-10 ส่วนสนับสนุน SP-01 ถึง SP-03 ฐานข้อมูล และบริการพิมพ์ใบเสร็จ</w:t>
+            </w:r>
+          </w:p>
+        </w:tc>
+      </w:tr>
+    </w:tbl>
+    <w:p>
+      <w:pPr>
+        <w:pStyle w:val="TableCaption"/>
+      </w:pPr>
+      <w:r>
+        <w:rPr>
+          <w:b/>
+          <w:bCs/>
+        </w:rPr>
+        <w:t xml:space="preserve">ตารางที่ 1.3</w:t>
+      </w:r>
+      <w:r>
+        <w:t xml:space="preserve"> </w:t>
+      </w:r>
+      <w:r>
+        <w:t xml:space="preserve">การแบ่งบทบาทในทีม</w:t>
+      </w:r>
+      <w:r>
+        <w:t xml:space="preserve"> (ต่อ)</w:t>
+      </w:r>
+    </w:p>
+    <w:tbl>
+      <w:tblPr>
+        <w:tblW w:w="5000" w:type="pct"/>
+        <w:tblStyle w:val="Table"/>
+        <w:tblLook w:firstRow="1" w:lastRow="0" w:firstColumn="0" w:lastColumn="0" w:noHBand="0" w:noVBand="0" w:val="0020"/>
+        <w:tblLayout w:type="fixed"/>
+      </w:tblPr>
+      <w:tblGrid>
+        <w:gridCol w:w="1710"/>
+        <w:gridCol w:w="6596"/>
+      </w:tblGrid>
+      <w:tr>
+        <w:trPr>
+          <w:cantSplit/>
+          <w:tblHeader w:val="on"/>
+        </w:trPr>
+        <w:tc>
+          <w:tcPr>
+            <w:tcW w:w="1710" w:type="dxa"/>
+          </w:tcPr>
+          <w:tcPr/>
+          <w:p>
+            <w:pPr>
+              <w:pStyle w:val="Compact"/>
+            </w:pPr>
+            <w:r>
+              <w:t xml:space="preserve">ผู้จัดทำ</w:t>
+            </w:r>
+          </w:p>
+        </w:tc>
+        <w:tc>
+          <w:tcPr>
+            <w:tcW w:w="6596" w:type="dxa"/>
+          </w:tcPr>
+          <w:tcPr/>
+          <w:p>
+            <w:pPr>
+              <w:pStyle w:val="Compact"/>
+            </w:pPr>
+            <w:r>
+              <w:t xml:space="preserve">ความรับผิดชอบหลัก</w:t>
+            </w:r>
+          </w:p>
+        </w:tc>
+      </w:tr>
+      <w:tr>
+        <w:trPr>
+          <w:cantSplit/>
+        </w:trPr>
+        <w:tc>
+          <w:tcPr>
+            <w:tcW w:w="1710" w:type="dxa"/>
+          </w:tcPr>
+          <w:tcPr/>
+          <w:p>
+            <w:pPr>
+              <w:pStyle w:val="Compact"/>
+            </w:pPr>
+            <w:r>
+              <w:t xml:space="preserve">นายพนาวุฒน์ อภิปสันติ</w:t>
+            </w:r>
+          </w:p>
+        </w:tc>
+        <w:tc>
+          <w:tcPr>
+            <w:tcW w:w="6596" w:type="dxa"/>
+          </w:tcPr>
+          <w:tcPr/>
+          <w:p>
+            <w:pPr>
+              <w:pStyle w:val="Compact"/>
+            </w:pPr>
+            <w:r>
+              <w:t xml:space="preserve">ส่วนติดต่อผู้ใช้ หน้าจอ FE-01 ถึง FE-09 และการแสดงผลบนอุปกรณ์เคลื่อนที่</w:t>
+            </w:r>
+          </w:p>
+        </w:tc>
+      </w:tr>
+    </w:tbl>
     <w:bookmarkEnd w:id="22"/>
+    <w:bookmarkStart w:id="23" w:name="ประโยชนทคาดวาจะไดรบ-expected-benefits"/>
+    <w:p>
+      <w:pPr>
+        <w:pStyle w:val="Heading2"/>
+      </w:pPr>
+      <w:r>
+        <w:t xml:space="preserve">1.6 ประโยชน์ที่คาดว่าจะได้รับ (Expected Benefits)</w:t>
+      </w:r>
+    </w:p>
+    <w:p>
+      <w:pPr>
+        <w:pStyle w:val="FirstParagraph"/>
+      </w:pPr>
+      <w:r>
+        <w:t xml:space="preserve">ประโยชน์ต่อผู้ใช้และร้านมีสามข้อ ข้อแรก ลดระยะเวลารอคอยของลูกค้า เพราะคลังเริ่มจัดของได้ทันทีที่รับชำระเงิน ตอบวัตถุประสงค์ข้อ 2 ข้อที่สอง ลดข้อผิดพลาดที่เกิดจากมนุษย์ เพราะพนักงานคลังอ่านรายการจากหน้าจอที่ระบบสร้างแทนการอ่านลายมือบนบิล และระบบไม่ยอมให้จ่ายของซ้ำจากใบเดิม ตอบวัตถุประสงค์ข้อ 1 และข้อ 3 ข้อที่สาม ผู้จัดการวางแผนสั่งซื้อสินค้าจากข้อมูลจริงที่ตรวจสอบย้อนหลังได้ทุกรายการ ลดปัญหาสินค้าขาดมือและสินค้าค้างสต็อก ตอบวัตถุประสงค์ข้อ 4</w:t>
+      </w:r>
+    </w:p>
+    <w:p>
+      <w:pPr>
+        <w:pStyle w:val="BodyText"/>
+      </w:pPr>
+      <w:r>
+        <w:t xml:space="preserve">ประโยชน์เชิงวิชาชีพคือผู้จัดทำได้ฝึกกระบวนการวิศวกรรมซอฟต์แวร์ครบวงจรกับปัญหาจริงของสถานประกอบการ ตั้งแต่การเก็บความต้องการจนถึงการติดตั้งใช้งาน ตอบวัตถุประสงค์ข้อ 5 และข้อ 6</w:t>
+      </w:r>
+    </w:p>
     <w:bookmarkEnd w:id="23"/>
+    <w:bookmarkEnd w:id="24"/>
     <w:sectPr>
       <w:headerReference r:id="rIdHdrNum" w:type="default"/>
       <w:headerReference r:id="rIdHdrFirst" w:type="first"/>
       <w:pgSz w:w="11906" w:h="16838"/>
       <w:pgMar w:top="2160" w:right="1440" w:bottom="1440" w:left="2160" w:header="1440" w:footer="1440" w:gutter="0"/>
       <w:titlePg/>
+      <w:pgNumType w:start="1"/>
       <w:cols w:space="720"/>
       <w:docGrid w:linePitch="360"/>
     </w:sectPr>
@@ -1637,14 +2293,6 @@
     <w:basedOn w:val="DefaultParagraphFont"/>
     <w:link w:val="BodyText"/>
   </w:style>
-  <w:style w:customStyle="1" w:styleId="VerbatimChar" w:type="character">
-    <w:name w:val="Verbatim Char"/>
-    <w:basedOn w:val="BodyTextChar"/>
-    <w:rPr>
-      <w:rFonts w:ascii="Consolas" w:hAnsi="Consolas"/>
-      <w:sz w:val="22"/>
-    </w:rPr>
-  </w:style>
   <w:style w:customStyle="1" w:styleId="SectionNumber" w:type="character">
     <w:name w:val="Section Number"/>
     <w:basedOn w:val="BodyTextChar"/>
@@ -1783,14 +2431,10 @@
     <w:pPr>
       <w:keepNext/>
       <w:jc w:val="left"/>
-      <w:ind w:firstLine="0" w:left="1440"/>
+      <w:ind w:firstLine="0" w:left="1267"/>
       <w:spacing w:after="120" w:before="240"/>
       <w:outlineLvl w:val="3"/>
     </w:pPr>
-    <w:rPr>
-      <w:b/>
-      <w:bCs/>
-    </w:rPr>
   </w:style>
   <w:style w:styleId="Heading5" w:type="paragraph">
     <w:name w:val="heading 5"/>
@@ -1799,14 +2443,10 @@
     <w:pPr>
       <w:keepNext/>
       <w:jc w:val="left"/>
-      <w:ind w:firstLine="0" w:left="2160"/>
+      <w:ind w:firstLine="0" w:left="1973"/>
       <w:spacing w:after="120" w:before="240"/>
       <w:outlineLvl w:val="4"/>
     </w:pPr>
-    <w:rPr>
-      <w:b/>
-      <w:bCs/>
-    </w:rPr>
   </w:style>
   <w:style w:styleId="TableCaption" w:type="paragraph">
     <w:name w:val="Table Caption"/>
@@ -1828,6 +2468,36 @@
       <w:ind w:firstLine="0"/>
       <w:spacing w:after="240"/>
     </w:pPr>
+  </w:style>
+  <w:style w:styleId="ImageSource" w:type="paragraph">
+    <w:name w:val="Image Source"/>
+    <w:basedOn w:val="Normal"/>
+    <w:qFormat/>
+    <w:pPr>
+      <w:jc w:val="center"/>
+      <w:ind w:firstLine="0"/>
+      <w:spacing w:after="240"/>
+    </w:pPr>
+  </w:style>
+  <w:style w:customStyle="1" w:styleId="SourceCode" w:type="paragraph">
+    <w:name w:val="Source Code"/>
+    <w:basedOn w:val="Normal"/>
+    <w:link w:val="VerbatimChar"/>
+    <w:pPr>
+      <w:shd w:color="auto" w:fill="F2F2F2" w:val="clear"/>
+      <w:spacing w:after="240" w:before="120" w:line="240" w:lineRule="auto"/>
+      <w:ind w:firstLine="0" w:left="0"/>
+      <w:jc w:val="left"/>
+    </w:pPr>
+  </w:style>
+  <w:style w:customStyle="1" w:styleId="VerbatimChar" w:type="character">
+    <w:name w:val="Verbatim Char"/>
+    <w:link w:val="SourceCode"/>
+    <w:rPr>
+      <w:rFonts w:ascii="Courier New" w:cs="TH Sarabun New" w:eastAsia="Courier New" w:hAnsi="Courier New"/>
+      <w:sz w:val="18"/>
+      <w:szCs w:val="26"/>
+    </w:rPr>
   </w:style>
   <w:style w:styleId="Table" w:type="table">
     <w:name w:val="Table"/>
@@ -1857,14 +2527,6 @@
         <w:bCs/>
       </w:rPr>
     </w:tblStylePr>
-  </w:style>
-  <w:style w:type="paragraph" w:customStyle="1" w:styleId="SourceCode">
-    <w:name w:val="Source Code"/>
-    <w:basedOn w:val="Normal"/>
-    <w:link w:val="VerbatimChar"/>
-    <w:pPr>
-      <w:wordWrap w:val="off"/>
-    </w:pPr>
   </w:style>
   <w:style w:type="character" w:customStyle="1" w:styleId="KeywordTok">
     <w:name w:val="KeywordTok"/>
